--- a/papers/00_论文簇总纲_交差版.docx
+++ b/papers/00_论文簇总纲_交差版.docx
@@ -222,7 +222,36 @@
           <w:bCs/>
           <w:b/>
         </w:rPr>
-        <w:t xml:space="preserve">方向①的负责组归属待负责人指认</w:t>
+        <w:t xml:space="preserve">方向①的负责组 = 整体组（已定口径，见</w:t>
+      </w:r>
+      <w:r>
+        <w:rPr>
+          <w:bCs/>
+          <w:b/>
+        </w:rPr>
+        <w:t xml:space="preserve"> </w:t>
+      </w:r>
+      <w:r>
+        <w:rPr>
+          <w:rStyle w:val="VerbatimChar"/>
+          <w:bCs/>
+          <w:b/>
+        </w:rPr>
+        <w:t xml:space="preserve">论文簇_四篇定位与层映射_2026-10-24.md</w:t>
+      </w:r>
+      <w:r>
+        <w:rPr>
+          <w:bCs/>
+          <w:b/>
+        </w:rPr>
+        <w:t xml:space="preserve"> </w:t>
+      </w:r>
+      <w:r>
+        <w:rPr>
+          <w:bCs/>
+          <w:b/>
+        </w:rPr>
+        <w:t xml:space="preserve">§5）</w:t>
       </w:r>
       <w:r>
         <w:t xml:space="preserve">。</w:t>
@@ -1085,17 +1114,43 @@
               <w:jc w:val="left"/>
             </w:pPr>
             <w:r>
-              <w:t xml:space="preserve">在</w:t>
-            </w:r>
-            <w:r>
-              <w:rPr>
-                <w:bCs/>
-                <w:b/>
-              </w:rPr>
-              <w:t xml:space="preserve">只测了『新增』侧、且在【推导唯一】任务域上</w:t>
-            </w:r>
-            <w:r>
-              <w:t xml:space="preserve">的一次直调，每份有效产出（</w:t>
+              <w:t xml:space="preserve">★</w:t>
+            </w:r>
+            <w:r>
+              <w:t xml:space="preserve"> </w:t>
+            </w:r>
+            <w:r>
+              <w:rPr>
+                <w:bCs/>
+                <w:b/>
+              </w:rPr>
+              <w:t xml:space="preserve">正面方法论发现</w:t>
+            </w:r>
+            <w:r>
+              <w:t xml:space="preserve">：</w:t>
+            </w:r>
+            <w:r>
+              <w:rPr>
+                <w:bCs/>
+                <w:b/>
+              </w:rPr>
+              <w:t xml:space="preserve">工作流臂覆盖了更多不同的断言表述（措辞层），但未覆盖到更多不同的结论空间元素</w:t>
+            </w:r>
+            <w:r>
+              <w:t xml:space="preserve">（★ 同一批配对上的双轴分离，★ A 篇 §5.9 ②）⇒ ★</w:t>
+            </w:r>
+            <w:r>
+              <w:t xml:space="preserve"> </w:t>
+            </w:r>
+            <w:r>
+              <w:rPr>
+                <w:bCs/>
+                <w:b/>
+              </w:rPr>
+              <w:t xml:space="preserve">净增益双边口径已算（批 1 判决 =「不可分辨」⇒ 既不写"净收益为负"、也不写"净收益为正"；批 2 法律域 944 条仍待原始产出）</w:t>
+            </w:r>
+            <w:r>
+              <w:t xml:space="preserve">｜★ 单边绝对计数读数仍成立：在【推导唯一】任务域上，一次直调的每份有效产出（</w:t>
             </w:r>
             <w:r>
               <w:rPr>
@@ -1131,20 +1186,7 @@
               <w:t xml:space="preserve">1.36</w:t>
             </w:r>
             <w:r>
-              <w:t xml:space="preserve">）⇒ ⚠️</w:t>
-            </w:r>
-            <w:r>
-              <w:t xml:space="preserve"> </w:t>
-            </w:r>
-            <w:r>
-              <w:rPr>
-                <w:bCs/>
-                <w:b/>
-              </w:rPr>
-              <w:t xml:space="preserve">净增益口径未完成（未算『丢失』侧）⇒ 这不是"架构层净收益为负"的一般结论</w:t>
-            </w:r>
-            <w:r>
-              <w:t xml:space="preserve">；⚠️</w:t>
+              <w:t xml:space="preserve">）；⚠️</w:t>
             </w:r>
             <w:r>
               <w:t xml:space="preserve"> </w:t>
@@ -3061,17 +3103,43 @@
               <w:jc w:val="left"/>
             </w:pPr>
             <w:r>
-              <w:t xml:space="preserve">在</w:t>
-            </w:r>
-            <w:r>
-              <w:rPr>
-                <w:bCs/>
-                <w:b/>
-              </w:rPr>
-              <w:t xml:space="preserve">只测了『新增』侧、且在【推导唯一】任务域上</w:t>
-            </w:r>
-            <w:r>
-              <w:t xml:space="preserve">的一次直调，每份有效产出（</w:t>
+              <w:t xml:space="preserve">★</w:t>
+            </w:r>
+            <w:r>
+              <w:t xml:space="preserve"> </w:t>
+            </w:r>
+            <w:r>
+              <w:rPr>
+                <w:bCs/>
+                <w:b/>
+              </w:rPr>
+              <w:t xml:space="preserve">正面方法论发现</w:t>
+            </w:r>
+            <w:r>
+              <w:t xml:space="preserve">：</w:t>
+            </w:r>
+            <w:r>
+              <w:rPr>
+                <w:bCs/>
+                <w:b/>
+              </w:rPr>
+              <w:t xml:space="preserve">工作流臂覆盖了更多不同的断言表述（措辞层），但未覆盖到更多不同的结论空间元素</w:t>
+            </w:r>
+            <w:r>
+              <w:t xml:space="preserve">（★ 同一批配对上的双轴分离，★ A 篇 §5.9 ②）⇒ ★</w:t>
+            </w:r>
+            <w:r>
+              <w:t xml:space="preserve"> </w:t>
+            </w:r>
+            <w:r>
+              <w:rPr>
+                <w:bCs/>
+                <w:b/>
+              </w:rPr>
+              <w:t xml:space="preserve">净增益双边口径已算（批 1 判决 =「不可分辨」⇒ 既不写"净收益为负"、也不写"净收益为正"；批 2 法律域 944 条仍待原始产出）</w:t>
+            </w:r>
+            <w:r>
+              <w:t xml:space="preserve">｜★ 单边绝对计数读数仍成立：在【推导唯一】任务域上，一次直调的每份有效产出（</w:t>
             </w:r>
             <w:r>
               <w:rPr>
@@ -3107,20 +3175,7 @@
               <w:t xml:space="preserve">1.36</w:t>
             </w:r>
             <w:r>
-              <w:t xml:space="preserve">）⇒ ⚠️</w:t>
-            </w:r>
-            <w:r>
-              <w:t xml:space="preserve"> </w:t>
-            </w:r>
-            <w:r>
-              <w:rPr>
-                <w:bCs/>
-                <w:b/>
-              </w:rPr>
-              <w:t xml:space="preserve">净增益口径未完成（未算『丢失』侧）⇒ 这不是"架构层净收益为负"的一般结论</w:t>
-            </w:r>
-            <w:r>
-              <w:t xml:space="preserve">；⚠️</w:t>
+              <w:t xml:space="preserve">）；⚠️</w:t>
             </w:r>
             <w:r>
               <w:t xml:space="preserve"> </w:t>
@@ -3358,14 +3413,56 @@
               <w:t xml:space="preserve">口径限定（A 篇 §5.9，★ 引用时不可省略）</w:t>
             </w:r>
             <w:r>
-              <w:t xml:space="preserve">：</w:t>
-            </w:r>
-            <w:r>
-              <w:rPr>
-                <w:bCs/>
-                <w:b/>
-              </w:rPr>
-              <w:t xml:space="preserve">净增益口径未完成（本批只测了『新增』侧、未算『丢失』侧）⇒ 上述读数只描述本批、本域、本口径的方向，不作一般结论</w:t>
+              <w:t xml:space="preserve">：★</w:t>
+            </w:r>
+            <w:r>
+              <w:t xml:space="preserve"> </w:t>
+            </w:r>
+            <w:r>
+              <w:rPr>
+                <w:bCs/>
+                <w:b/>
+              </w:rPr>
+              <w:t xml:space="preserve">净增益双边口径已算</w:t>
+            </w:r>
+            <w:r>
+              <w:t xml:space="preserve">：★ 批 1 判决 =「不可分辨」（★ 结论空间层逐配对符号不一致、零分布 n=8 ⇒ 噪声带 ±8）⇒ ★</w:t>
+            </w:r>
+            <w:r>
+              <w:t xml:space="preserve"> </w:t>
+            </w:r>
+            <w:r>
+              <w:rPr>
+                <w:bCs/>
+                <w:b/>
+              </w:rPr>
+              <w:t xml:space="preserve">既不写"净收益为负"、也不写"净收益为正"</w:t>
+            </w:r>
+            <w:r>
+              <w:t xml:space="preserve">；★ 批 2（法律域 944 条）原始产出仍待补 ⇒</w:t>
+            </w:r>
+            <w:r>
+              <w:t xml:space="preserve"> </w:t>
+            </w:r>
+            <w:r>
+              <w:rPr>
+                <w:bCs/>
+                <w:b/>
+              </w:rPr>
+              <w:t xml:space="preserve">仍不可作一般结论</w:t>
+            </w:r>
+            <w:r>
+              <w:t xml:space="preserve">；★</w:t>
+            </w:r>
+            <w:r>
+              <w:t xml:space="preserve"> </w:t>
+            </w:r>
+            <w:r>
+              <w:rPr>
+                <w:bCs/>
+                <w:b/>
+              </w:rPr>
+              <w:t xml:space="preserve">上述读数只描述本批、本域、本口径的方向，不作一般结论</w:t>
             </w:r>
             <w:r>
               <w:t xml:space="preserve">；</w:t>
@@ -5621,7 +5718,7 @@
         <w:t xml:space="preserve"> </w:t>
       </w:r>
       <w:r>
-        <w:t xml:space="preserve">⇒ ★ 已落到：A 篇摘要 / A 篇 §5 R2–R4 的分母注 / A 篇 §5.9 口径限定 / A 篇附录 D.1 / L1 §4.3 / 合订本 §1.1（推论第 4 条）、§2.1（L1 卡质量轴读数）、§2.2①（A 篇卡口径限定） /</w:t>
+        <w:t xml:space="preserve">⇒ ★ 已落到：A 篇摘要 / A 篇 §5 R2–R4 的分母注 / A 篇 §5.9 口径限定 / A 篇附录 D.1 / L1 §6.3 / 合订本 §1.1（推论第 4 条）、§2.1（L1 卡质量轴读数）、§2.8①（A 篇卡口径限定） /</w:t>
       </w:r>
       <w:r>
         <w:t xml:space="preserve"> </w:t>
@@ -6241,7 +6338,7 @@
           <w:bCs/>
           <w:b/>
         </w:rPr>
-        <w:t xml:space="preserve">L1 篇 §5.1b</w:t>
+        <w:t xml:space="preserve">L1 篇 §6.6</w:t>
       </w:r>
       <w:r>
         <w:t xml:space="preserve"> </w:t>

--- a/papers/00_论文簇总纲_交差版.docx
+++ b/papers/00_论文簇总纲_交差版.docx
@@ -71,12 +71,6 @@
         <w:pStyle w:val="BlockText"/>
       </w:pPr>
       <w:r>
-        <w:t xml:space="preserve">★★</w:t>
-      </w:r>
-      <w:r>
-        <w:t xml:space="preserve"> </w:t>
-      </w:r>
-      <w:r>
         <w:rPr>
           <w:bCs/>
           <w:b/>
@@ -116,7 +110,7 @@
         <w:t xml:space="preserve"> </w:t>
       </w:r>
       <w:r>
-        <w:t xml:space="preserve">⇒ ★ 按</w:t>
+        <w:t xml:space="preserve">按</w:t>
       </w:r>
       <w:r>
         <w:rPr>
@@ -136,13 +130,7 @@
         <w:t xml:space="preserve">方向③（用训练/自迭代的手段优化 = 层3）尚无独立成篇</w:t>
       </w:r>
       <w:r>
-        <w:t xml:space="preserve">（载体是三组成稿《搜索空间塌缩与过早闭合…》的 §5，93 行；未进交差包 ⇒ 未经外部审稿、未改）；</w:t>
-      </w:r>
-      <w:r>
-        <w:t xml:space="preserve"> </w:t>
-      </w:r>
-      <w:r>
-        <w:t xml:space="preserve">⇒ ★</w:t>
+        <w:t xml:space="preserve">（载体是三组成稿《搜索空间塌缩与过早闭合…》的 §5，93 行；未进交差包，未经外部审稿、未改）；</w:t>
       </w:r>
       <w:r>
         <w:t xml:space="preserve"> </w:t>
@@ -170,7 +158,7 @@
         <w:t xml:space="preserve">01_L1_...</w:t>
       </w:r>
       <w:r>
-        <w:t xml:space="preserve">；★ 三组成稿新版（zip 内 1,336 行版）§2 已成文，且明写「</w:t>
+        <w:t xml:space="preserve">；三组成稿新版（zip 内 1,336 行版）§2 已成文，且明写「</w:t>
       </w:r>
       <w:r>
         <w:rPr>
@@ -180,10 +168,7 @@
         <w:t xml:space="preserve">层 1 已交付、待并入本稿</w:t>
       </w:r>
       <w:r>
-        <w:t xml:space="preserve">」⇒</w:t>
-      </w:r>
-      <w:r>
-        <w:t xml:space="preserve"> </w:t>
+        <w:t xml:space="preserve">」，</w:t>
       </w:r>
       <w:r>
         <w:rPr>
@@ -199,12 +184,6 @@
         <w:t xml:space="preserve"> </w:t>
       </w:r>
       <w:r>
-        <w:t xml:space="preserve">⇒ ★</w:t>
-      </w:r>
-      <w:r>
-        <w:t xml:space="preserve"> </w:t>
-      </w:r>
-      <w:r>
         <w:rPr>
           <w:bCs/>
           <w:b/>
@@ -212,7 +191,7 @@
         <w:t xml:space="preserve">C 篇是横跨规程，不占方向名额</w:t>
       </w:r>
       <w:r>
-        <w:t xml:space="preserve">；★</w:t>
+        <w:t xml:space="preserve">；</w:t>
       </w:r>
       <w:r>
         <w:t xml:space="preserve"> </w:t>
@@ -260,7 +239,7 @@
         <w:t xml:space="preserve"> </w:t>
       </w:r>
       <w:r>
-        <w:t xml:space="preserve">⇒ ★ 完整对照见</w:t>
+        <w:t xml:space="preserve">完整对照见</w:t>
       </w:r>
       <w:r>
         <w:t xml:space="preserve"> </w:t>
@@ -278,12 +257,6 @@
         <w:t xml:space="preserve"> </w:t>
       </w:r>
       <w:r>
-        <w:t xml:space="preserve">⇒ ★★</w:t>
-      </w:r>
-      <w:r>
-        <w:t xml:space="preserve"> </w:t>
-      </w:r>
-      <w:r>
         <w:rPr>
           <w:bCs/>
           <w:b/>
@@ -291,7 +264,7 @@
         <w:t xml:space="preserve">2026-10-25 追加（只增不改）</w:t>
       </w:r>
       <w:r>
-        <w:t xml:space="preserve">：★</w:t>
+        <w:t xml:space="preserve">：</w:t>
       </w:r>
       <w:r>
         <w:t xml:space="preserve"> </w:t>
@@ -304,10 +277,7 @@
         <w:t xml:space="preserve">方向③（层3）已独立成篇</w:t>
       </w:r>
       <w:r>
-        <w:t xml:space="preserve"> </w:t>
-      </w:r>
-      <w:r>
-        <w:t xml:space="preserve">⇒ 正文</w:t>
+        <w:t xml:space="preserve">，正文</w:t>
       </w:r>
       <w:r>
         <w:t xml:space="preserve"> </w:t>
@@ -332,10 +302,7 @@
         <w:t xml:space="preserve">Self-Modification as a Decision: What Was Learned, What Was Not, and What Remains Undetectable</w:t>
       </w:r>
       <w:r>
-        <w:t xml:space="preserve">；中文显示名《让系统自己改自己：学到了什么、没学到什么、什么还判不了》）⇒ ★</w:t>
-      </w:r>
-      <w:r>
-        <w:t xml:space="preserve"> </w:t>
+        <w:t xml:space="preserve">；中文显示名《让系统自己改自己：学到了什么、没学到什么、什么还判不了》），</w:t>
       </w:r>
       <w:r>
         <w:rPr>
@@ -345,10 +312,7 @@
         <w:t xml:space="preserve">本页的「四篇」现为「原四篇 ＋ 方向③」＝ 五篇正文</w:t>
       </w:r>
       <w:r>
-        <w:t xml:space="preserve">（★</w:t>
-      </w:r>
-      <w:r>
-        <w:t xml:space="preserve"> </w:t>
+        <w:t xml:space="preserve">（</w:t>
       </w:r>
       <w:r>
         <w:rPr>
@@ -358,10 +322,7 @@
         <w:t xml:space="preserve">文件名与原「四篇」口径一律保留不动</w:t>
       </w:r>
       <w:r>
-        <w:t xml:space="preserve">，为可追溯性：外部审稿意见审的就是那四篇）⇒ ★</w:t>
-      </w:r>
-      <w:r>
-        <w:t xml:space="preserve"> </w:t>
+        <w:t xml:space="preserve">，为可追溯性：外部审稿意见审的就是那四篇），</w:t>
       </w:r>
       <w:r>
         <w:rPr>
@@ -377,7 +338,7 @@
         <w:t xml:space="preserve"> </w:t>
       </w:r>
       <w:r>
-        <w:t xml:space="preserve">⇒ ★ 方向③ 的判决（</w:t>
+        <w:t xml:space="preserve">方向③ 的判决（</w:t>
       </w:r>
       <w:r>
         <w:rPr>
@@ -402,7 +363,7 @@
         <w:t xml:space="preserve"> </w:t>
       </w:r>
       <w:r>
-        <w:t xml:space="preserve">§10/§11）：★</w:t>
+        <w:t xml:space="preserve">§10/§11）：</w:t>
       </w:r>
       <w:r>
         <w:t xml:space="preserve"> </w:t>
@@ -444,10 +405,7 @@
         <w:t xml:space="preserve">1–5</w:t>
       </w:r>
       <w:r>
-        <w:t xml:space="preserve"> </w:t>
-      </w:r>
-      <w:r>
-        <w:t xml:space="preserve">⇒ ≤1 的效应原理上看不见）｜★</w:t>
+        <w:t xml:space="preserve">，≤1 的效应原理上看不见）｜</w:t>
       </w:r>
       <w:r>
         <w:t xml:space="preserve"> </w:t>
@@ -530,10 +488,7 @@
         <w:t xml:space="preserve">5/6</w:t>
       </w:r>
       <w:r>
-        <w:t xml:space="preserve"> </w:t>
-      </w:r>
-      <w:r>
-        <w:t xml:space="preserve">⇒ 差异来自策略而非整体漂移；★</w:t>
+        <w:t xml:space="preserve">，差异来自策略而非整体漂移；</w:t>
       </w:r>
       <w:r>
         <w:t xml:space="preserve"> </w:t>
@@ -554,7 +509,7 @@
         <w:t xml:space="preserve">、每臂 n=6</w:t>
       </w:r>
       <w:r>
-        <w:t xml:space="preserve">）｜★</w:t>
+        <w:t xml:space="preserve">）｜</w:t>
       </w:r>
       <w:r>
         <w:t xml:space="preserve"> </w:t>
@@ -592,13 +547,7 @@
         <w:t xml:space="preserve">0.400／0.583</w:t>
       </w:r>
       <w:r>
-        <w:t xml:space="preserve"> </w:t>
-      </w:r>
-      <w:r>
-        <w:t xml:space="preserve">⇒ ★</w:t>
-      </w:r>
-      <w:r>
-        <w:t xml:space="preserve"> </w:t>
+        <w:t xml:space="preserve">，</w:t>
       </w:r>
       <w:r>
         <w:rPr>
@@ -620,7 +569,7 @@
         <w:t xml:space="preserve"> </w:t>
       </w:r>
       <w:r>
-        <w:t xml:space="preserve">仅 15 题版；★</w:t>
+        <w:t xml:space="preserve">仅 15 题版；</w:t>
       </w:r>
       <w:r>
         <w:t xml:space="preserve"> </w:t>
@@ -645,7 +594,7 @@
           <w:bCs/>
           <w:b/>
         </w:rPr>
-        <w:t xml:space="preserve">两版 argmax 不同档、间距 0.100／0.083 ⇒ 无证据</w:t>
+        <w:t xml:space="preserve">两版 argmax 不同档、间距 0.100／0.083，无证据</w:t>
       </w:r>
       <w:r>
         <w:t xml:space="preserve">；</w:t>
@@ -660,7 +609,7 @@
         <w:t xml:space="preserve"> </w:t>
       </w:r>
       <w:r>
-        <w:t xml:space="preserve">两版完全并列）｜★</w:t>
+        <w:t xml:space="preserve">两版完全并列）｜</w:t>
       </w:r>
       <w:r>
         <w:t xml:space="preserve"> </w:t>
@@ -689,10 +638,7 @@
         <w:t xml:space="preserve"> </w:t>
       </w:r>
       <w:r>
-        <w:t xml:space="preserve">只出一种触发器 ⇒</w:t>
-      </w:r>
-      <w:r>
-        <w:t xml:space="preserve"> </w:t>
+        <w:t xml:space="preserve">只出一种触发器，</w:t>
       </w:r>
       <w:r>
         <w:rPr>
@@ -704,10 +650,7 @@
         <w:t xml:space="preserve"> </w:t>
       </w:r>
       <w:r>
-        <w:t xml:space="preserve">与因子偏置共线）⇒ ⇒ ★</w:t>
-      </w:r>
-      <w:r>
-        <w:t xml:space="preserve"> </w:t>
+        <w:t xml:space="preserve">与因子偏置共线），</w:t>
       </w:r>
       <w:r>
         <w:rPr>
@@ -717,7 +660,7 @@
         <w:t xml:space="preserve">总体：机制成立、架构级效果不可分辨、泛化证据不存在</w:t>
       </w:r>
       <w:r>
-        <w:t xml:space="preserve">（留出批未完成 ⇒ 一切读数</w:t>
+        <w:t xml:space="preserve">（留出批未完成，一切读数</w:t>
       </w:r>
       <w:r>
         <w:t xml:space="preserve"> </w:t>
@@ -735,7 +678,7 @@
         <w:t xml:space="preserve"> </w:t>
       </w:r>
       <w:r>
-        <w:t xml:space="preserve">⇒ ★ 方向③</w:t>
+        <w:t xml:space="preserve">方向③</w:t>
       </w:r>
       <w:r>
         <w:t xml:space="preserve"> </w:t>
@@ -788,10 +731,7 @@
         <w:t xml:space="preserve">0 命中</w:t>
       </w:r>
       <w:r>
-        <w:t xml:space="preserve">）⇒ ⇒ ★</w:t>
-      </w:r>
-      <w:r>
-        <w:t xml:space="preserve"> </w:t>
+        <w:t xml:space="preserve">），</w:t>
       </w:r>
       <w:r>
         <w:rPr>
@@ -801,7 +741,7 @@
         <w:t xml:space="preserve">「本篇尚未经外部审稿」这一事实必须对答辩方说清</w:t>
       </w:r>
       <w:r>
-        <w:t xml:space="preserve">；★ 它也</w:t>
+        <w:t xml:space="preserve">；它也</w:t>
       </w:r>
       <w:r>
         <w:rPr>
@@ -811,14 +751,14 @@
         <w:t xml:space="preserve">不在</w:t>
       </w:r>
       <w:r>
-        <w:t xml:space="preserve">外部审稿意见的改稿范围内 ⇒ ★ 它的独立终审是</w:t>
-      </w:r>
-      <w:r>
-        <w:rPr>
-          <w:bCs/>
-          <w:b/>
-        </w:rPr>
-        <w:t xml:space="preserve">本轮另拉的独立审稿会话</w:t>
+        <w:t xml:space="preserve">外部审稿意见的改稿范围内，它的独立终审是</w:t>
+      </w:r>
+      <w:r>
+        <w:rPr>
+          <w:bCs/>
+          <w:b/>
+        </w:rPr>
+        <w:t xml:space="preserve">这一轮另拉的独立审稿会话</w:t>
       </w:r>
       <w:r>
         <w:t xml:space="preserve">（见 §2 的 L3 卡）。</w:t>
@@ -992,7 +932,7 @@
               <w:t xml:space="preserve">外部只读审计协议</w:t>
             </w:r>
             <w:r>
-              <w:t xml:space="preserve">（★ 外部只读审计是</w:t>
+              <w:t xml:space="preserve">（外部只读审计是</w:t>
             </w:r>
             <w:r>
               <w:rPr>
@@ -1012,13 +952,7 @@
               <w:t xml:space="preserve">互补</w:t>
             </w:r>
             <w:r>
-              <w:t xml:space="preserve"> </w:t>
-            </w:r>
-            <w:r>
-              <w:t xml:space="preserve">⇒ ★</w:t>
-            </w:r>
-            <w:r>
-              <w:t xml:space="preserve"> </w:t>
+              <w:t xml:space="preserve">，</w:t>
             </w:r>
             <w:r>
               <w:rPr>
@@ -1114,12 +1048,6 @@
               <w:jc w:val="left"/>
             </w:pPr>
             <w:r>
-              <w:t xml:space="preserve">★</w:t>
-            </w:r>
-            <w:r>
-              <w:t xml:space="preserve"> </w:t>
-            </w:r>
-            <w:r>
               <w:rPr>
                 <w:bCs/>
                 <w:b/>
@@ -1137,20 +1065,17 @@
               <w:t xml:space="preserve">工作流臂覆盖了更多不同的断言表述（措辞层），但未覆盖到更多不同的结论空间元素</w:t>
             </w:r>
             <w:r>
-              <w:t xml:space="preserve">（★ 同一批配对上的双轴分离，★ A 篇 §5.9 ②）⇒ ★</w:t>
-            </w:r>
-            <w:r>
-              <w:t xml:space="preserve"> </w:t>
-            </w:r>
-            <w:r>
-              <w:rPr>
-                <w:bCs/>
-                <w:b/>
-              </w:rPr>
-              <w:t xml:space="preserve">净增益双边口径已算（批 1 判决 =「不可分辨」⇒ 既不写"净收益为负"、也不写"净收益为正"；批 2 法律域 944 条仍待原始产出）</w:t>
-            </w:r>
-            <w:r>
-              <w:t xml:space="preserve">｜★ 单边绝对计数读数仍成立：在【推导唯一】任务域上，一次直调的每份有效产出（</w:t>
+              <w:t xml:space="preserve">（同一批配对上的双轴分离， A 篇 §5.9 ②），</w:t>
+            </w:r>
+            <w:r>
+              <w:rPr>
+                <w:bCs/>
+                <w:b/>
+              </w:rPr>
+              <w:t xml:space="preserve">净增益双边口径已算（批 1 判决 =「不可分辨」，既不写"净收益为负"、也不写"净收益为正"；批 2 法律域 944 条仍待原始产出）</w:t>
+            </w:r>
+            <w:r>
+              <w:t xml:space="preserve">｜ 单边绝对计数读数仍成立：在【推导唯一】任务域上，一次直调的每份有效产出（</w:t>
             </w:r>
             <w:r>
               <w:rPr>
@@ -1160,7 +1085,7 @@
               <w:t xml:space="preserve">2.65</w:t>
             </w:r>
             <w:r>
-              <w:t xml:space="preserve">）高于本轮所测工作流臂（dual_select</w:t>
+              <w:t xml:space="preserve">）高于这一轮所测工作流臂（dual_select</w:t>
             </w:r>
             <w:r>
               <w:t xml:space="preserve"> </w:t>
@@ -1305,10 +1230,7 @@
               <w:t xml:space="preserve">9/9 完全打平</w:t>
             </w:r>
             <w:r>
-              <w:t xml:space="preserve">，gap 均值 0.0，align 均为 0.3148，n=9）⇒</w:t>
-            </w:r>
-            <w:r>
-              <w:t xml:space="preserve"> </w:t>
+              <w:t xml:space="preserve">，gap 均值 0.0，align 均为 0.3148，n=9），</w:t>
             </w:r>
             <w:r>
               <w:rPr>
@@ -1328,13 +1250,10 @@
                 <w:bCs/>
                 <w:b/>
               </w:rPr>
-              <w:t xml:space="preserve">本批未预注册最小实际效应量（MES）⇒ 不能排除中小效应的存在</w:t>
-            </w:r>
-            <w:r>
-              <w:t xml:space="preserve"> </w:t>
-            </w:r>
-            <w:r>
-              <w:t xml:space="preserve">⇒ 正确表述是"零区分 / 未检出"，</w:t>
+              <w:t xml:space="preserve">本批未预注册最小实际效应量（MES），不能排除中小效应的存在</w:t>
+            </w:r>
+            <w:r>
+              <w:t xml:space="preserve">，正确表述是"零区分 / 未检出"，</w:t>
             </w:r>
             <w:r>
               <w:rPr>
@@ -1440,7 +1359,7 @@
               <w:t xml:space="preserve">相对于参照系</w:t>
             </w:r>
             <w:r>
-              <w:t xml:space="preserve">的可证伪命题（★ 定义 1 只判「</w:t>
+              <w:t xml:space="preserve">的可证伪命题（定义 1 只判「</w:t>
             </w:r>
             <w:r>
               <w:rPr>
@@ -1633,7 +1552,7 @@
               <w:t xml:space="preserve">消融结构干净</w:t>
             </w:r>
             <w:r>
-              <w:t xml:space="preserve">（层2 = 层3 − 演化 ⇒ 只差</w:t>
+              <w:t xml:space="preserve">（层2 = 层3 − 演化，只差</w:t>
             </w:r>
             <w:r>
               <w:t xml:space="preserve"> </w:t>
@@ -1648,20 +1567,20 @@
               <w:t xml:space="preserve"> </w:t>
             </w:r>
             <w:r>
-              <w:t xml:space="preserve">一个开关）；★</w:t>
-            </w:r>
-            <w:r>
-              <w:t xml:space="preserve"> </w:t>
-            </w:r>
-            <w:r>
-              <w:rPr>
-                <w:bCs/>
-                <w:b/>
-              </w:rPr>
-              <w:t xml:space="preserve">架构级轴（★ 逐轴：P2 增量 ＝ 不可分辨、承重维度轴 ＝ 不可分辨、宽度轴 ＝ 未检出）</w:t>
-            </w:r>
-            <w:r>
-              <w:t xml:space="preserve">；★</w:t>
+              <w:t xml:space="preserve">一个开关）；</w:t>
+            </w:r>
+            <w:r>
+              <w:t xml:space="preserve"> </w:t>
+            </w:r>
+            <w:r>
+              <w:rPr>
+                <w:bCs/>
+                <w:b/>
+              </w:rPr>
+              <w:t xml:space="preserve">架构级轴（逐轴：P2 增量 ＝ 不可分辨、承重维度轴 ＝ 不可分辨、宽度轴 ＝ 未检出）</w:t>
+            </w:r>
+            <w:r>
+              <w:t xml:space="preserve">；</w:t>
             </w:r>
             <w:r>
               <w:t xml:space="preserve"> </w:t>
@@ -1758,7 +1677,7 @@
               <w:t xml:space="preserve">5/6</w:t>
             </w:r>
             <w:r>
-              <w:t xml:space="preserve">，★</w:t>
+              <w:t xml:space="preserve">，</w:t>
             </w:r>
             <w:r>
               <w:t xml:space="preserve"> </w:t>
@@ -1800,7 +1719,7 @@
               <w:t xml:space="preserve">的贡献</w:t>
             </w:r>
             <w:r>
-              <w:t xml:space="preserve">）；★</w:t>
+              <w:t xml:space="preserve">）；</w:t>
             </w:r>
             <w:r>
               <w:t xml:space="preserve"> </w:t>
@@ -1840,17 +1759,17 @@
               <w:t xml:space="preserve"> </w:t>
             </w:r>
             <w:r>
-              <w:t xml:space="preserve">只算机制存在性；★</w:t>
-            </w:r>
-            <w:r>
-              <w:t xml:space="preserve"> </w:t>
-            </w:r>
-            <w:r>
-              <w:rPr>
-                <w:bCs/>
-                <w:b/>
-              </w:rPr>
-              <w:t xml:space="preserve">留出批未完成 ⇒ 无泛化证据</w:t>
+              <w:t xml:space="preserve">只算机制存在性；</w:t>
+            </w:r>
+            <w:r>
+              <w:t xml:space="preserve"> </w:t>
+            </w:r>
+            <w:r>
+              <w:rPr>
+                <w:bCs/>
+                <w:b/>
+              </w:rPr>
+              <w:t xml:space="preserve">留出批未完成，无泛化证据</w:t>
             </w:r>
           </w:p>
         </w:tc>
@@ -1960,7 +1879,7 @@
               <w:t xml:space="preserve">写不了正文</w:t>
             </w:r>
             <w:r>
-              <w:t xml:space="preserve">（3 项实验未做，2 周）⇒ 只给缺口清单</w:t>
+              <w:t xml:space="preserve">（3 项实验未做，2 周），只给缺口清单</w:t>
             </w:r>
           </w:p>
         </w:tc>
@@ -1986,12 +1905,6 @@
         <w:pStyle w:val="BodyText"/>
       </w:pPr>
       <w:r>
-        <w:t xml:space="preserve">★</w:t>
-      </w:r>
-      <w:r>
-        <w:t xml:space="preserve"> </w:t>
-      </w:r>
-      <w:r>
         <w:rPr>
           <w:bCs/>
           <w:b/>
@@ -2040,7 +1953,7 @@
         <w:t xml:space="preserve">今天（10-24）新增的一篇是 L1</w:t>
       </w:r>
       <w:r>
-        <w:t xml:space="preserve">。原总纲（10-20）切的是 A/B/C/D/E 五篇，E 建议并入 C ⇒ 实际四篇；第 1 层是 10-22 新建方向的</w:t>
+        <w:t xml:space="preserve">。原总纲（10-20）切的是 A/B/C/D/E 五篇，E 建议并入 C，实际四篇；第 1 层是 10-22 新建方向的</w:t>
       </w:r>
       <w:r>
         <w:rPr>
@@ -2050,10 +1963,7 @@
         <w:t xml:space="preserve">空位</w:t>
       </w:r>
       <w:r>
-        <w:t xml:space="preserve">，今天补上 ⇒</w:t>
-      </w:r>
-      <w:r>
-        <w:t xml:space="preserve"> </w:t>
+        <w:t xml:space="preserve">，今天补上，</w:t>
       </w:r>
       <w:r>
         <w:rPr>
@@ -2446,17 +2356,14 @@
               <w:jc w:val="left"/>
             </w:pPr>
             <w:r>
-              <w:t xml:space="preserve">数据最硬、功效最强（★</w:t>
-            </w:r>
-            <w:r>
-              <w:t xml:space="preserve"> </w:t>
-            </w:r>
-            <w:r>
-              <w:rPr>
-                <w:bCs/>
-                <w:b/>
-              </w:rPr>
-              <w:t xml:space="preserve">三次确认均在同一研究簇内、同一套仪器上 ⇒ 不构成外部独立复现</w:t>
+              <w:t xml:space="preserve">数据最硬、功效最强（</w:t>
+            </w:r>
+            <w:r>
+              <w:rPr>
+                <w:bCs/>
+                <w:b/>
+              </w:rPr>
+              <w:t xml:space="preserve">三次确认均在同一研究簇内、同一套仪器上，不构成外部独立复现</w:t>
             </w:r>
             <w:r>
               <w:t xml:space="preserve">）。簇的主干</w:t>
@@ -2843,7 +2750,7 @@
               <w:t xml:space="preserve">各自的对策与其当前落地状态</w:t>
             </w:r>
             <w:r>
-              <w:t xml:space="preserve">。★</w:t>
+              <w:t xml:space="preserve">。</w:t>
             </w:r>
             <w:r>
               <w:t xml:space="preserve"> </w:t>
@@ -2856,10 +2763,7 @@
               <w:t xml:space="preserve">本文的结论强度按类别逐个不同</w:t>
             </w:r>
             <w:r>
-              <w:t xml:space="preserve">：十三类分属三档证据等级 ⇒</w:t>
-            </w:r>
-            <w:r>
-              <w:t xml:space="preserve"> </w:t>
+              <w:t xml:space="preserve">：十三类分属三档证据等级，</w:t>
             </w:r>
             <w:r>
               <w:rPr>
@@ -2917,11 +2821,7 @@
               <w:jc w:val="left"/>
             </w:pPr>
             <w:r>
-              <w:rPr>
-                <w:bCs/>
-                <w:b/>
-              </w:rPr>
-              <w:t xml:space="preserve">★ 外部只读审计的定位</w:t>
+              <w:t xml:space="preserve">** 外部只读审计的定位**</w:t>
             </w:r>
           </w:p>
         </w:tc>
@@ -2943,7 +2843,7 @@
               <w:t xml:space="preserve">提供了一种重要的独立核验机制</w:t>
             </w:r>
             <w:r>
-              <w:t xml:space="preserve">；★</w:t>
+              <w:t xml:space="preserve">；</w:t>
             </w:r>
             <w:r>
               <w:t xml:space="preserve"> </w:t>
@@ -3103,12 +3003,6 @@
               <w:jc w:val="left"/>
             </w:pPr>
             <w:r>
-              <w:t xml:space="preserve">★</w:t>
-            </w:r>
-            <w:r>
-              <w:t xml:space="preserve"> </w:t>
-            </w:r>
-            <w:r>
               <w:rPr>
                 <w:bCs/>
                 <w:b/>
@@ -3126,20 +3020,17 @@
               <w:t xml:space="preserve">工作流臂覆盖了更多不同的断言表述（措辞层），但未覆盖到更多不同的结论空间元素</w:t>
             </w:r>
             <w:r>
-              <w:t xml:space="preserve">（★ 同一批配对上的双轴分离，★ A 篇 §5.9 ②）⇒ ★</w:t>
-            </w:r>
-            <w:r>
-              <w:t xml:space="preserve"> </w:t>
-            </w:r>
-            <w:r>
-              <w:rPr>
-                <w:bCs/>
-                <w:b/>
-              </w:rPr>
-              <w:t xml:space="preserve">净增益双边口径已算（批 1 判决 =「不可分辨」⇒ 既不写"净收益为负"、也不写"净收益为正"；批 2 法律域 944 条仍待原始产出）</w:t>
-            </w:r>
-            <w:r>
-              <w:t xml:space="preserve">｜★ 单边绝对计数读数仍成立：在【推导唯一】任务域上，一次直调的每份有效产出（</w:t>
+              <w:t xml:space="preserve">（同一批配对上的双轴分离， A 篇 §5.9 ②），</w:t>
+            </w:r>
+            <w:r>
+              <w:rPr>
+                <w:bCs/>
+                <w:b/>
+              </w:rPr>
+              <w:t xml:space="preserve">净增益双边口径已算（批 1 判决 =「不可分辨」，既不写"净收益为负"、也不写"净收益为正"；批 2 法律域 944 条仍待原始产出）</w:t>
+            </w:r>
+            <w:r>
+              <w:t xml:space="preserve">｜ 单边绝对计数读数仍成立：在【推导唯一】任务域上，一次直调的每份有效产出（</w:t>
             </w:r>
             <w:r>
               <w:rPr>
@@ -3149,7 +3040,7 @@
               <w:t xml:space="preserve">2.65</w:t>
             </w:r>
             <w:r>
-              <w:t xml:space="preserve">）高于本轮所测工作流臂（dual_select</w:t>
+              <w:t xml:space="preserve">）高于这一轮所测工作流臂（dual_select</w:t>
             </w:r>
             <w:r>
               <w:t xml:space="preserve"> </w:t>
@@ -3188,17 +3079,14 @@
               <w:t xml:space="preserve">该组 dual 臂数字未按 4 支口径重算</w:t>
             </w:r>
             <w:r>
-              <w:t xml:space="preserve">。"在有限样本上选赢家"是过拟合的结构性根源 ⇒ ★</w:t>
-            </w:r>
-            <w:r>
-              <w:t xml:space="preserve"> </w:t>
-            </w:r>
-            <w:r>
-              <w:rPr>
-                <w:bCs/>
-                <w:b/>
-              </w:rPr>
-              <w:t xml:space="preserve">三次确认均在同一研究簇内、同一套仪器上 ⇒ 不构成外部独立复现</w:t>
+              <w:t xml:space="preserve">。"在有限样本上选赢家"是过拟合的结构性根源，</w:t>
+            </w:r>
+            <w:r>
+              <w:rPr>
+                <w:bCs/>
+                <w:b/>
+              </w:rPr>
+              <w:t xml:space="preserve">三次确认均在同一研究簇内、同一套仪器上，不构成外部独立复现</w:t>
             </w:r>
             <w:r>
               <w:t xml:space="preserve">（A 篇摘要第 3 段）</w:t>
@@ -3231,7 +3119,7 @@
               <w:jc w:val="left"/>
             </w:pPr>
             <w:r>
-              <w:t xml:space="preserve">核验器 v4（判别力自检 27/27 + 矛盾召回 100%；★</w:t>
+              <w:t xml:space="preserve">核验器 v4（判别力自检 27/27 + 矛盾召回 100%；</w:t>
             </w:r>
             <w:r>
               <w:t xml:space="preserve"> </w:t>
@@ -3314,7 +3202,7 @@
                 <w:bCs/>
                 <w:b/>
               </w:rPr>
-              <w:t xml:space="preserve">型号池 3/9 下架 ⇒ 历史 dual 臂分母是 4 不是 5</w:t>
+              <w:t xml:space="preserve">型号池 3/9 下架，历史 dual 臂分母是 4 不是 5</w:t>
             </w:r>
             <w:r>
               <w:t xml:space="preserve">。已核实边界：</w:t>
@@ -3324,7 +3212,7 @@
                 <w:bCs/>
                 <w:b/>
               </w:rPr>
-              <w:t xml:space="preserve">1/3 分支臂不受影响 ⇒ 核心过拟合结论稳固</w:t>
+              <w:t xml:space="preserve">1/3 分支臂不受影响，核心过拟合结论稳固</w:t>
             </w:r>
             <w:r>
               <w:t xml:space="preserve">；</w:t>
@@ -3387,33 +3275,30 @@
               <w:t xml:space="preserve">不写</w:t>
             </w:r>
             <w:r>
-              <w:t xml:space="preserve">「增益来自不确定性，不是来自架构」（会被 Chen et al. 2026 的交互结构级 +74% 效应直接反驳）⇒ 改为：</w:t>
-            </w:r>
-            <w:r>
-              <w:rPr>
-                <w:bCs/>
-                <w:b/>
-              </w:rPr>
-              <w:t xml:space="preserve">「在【推导唯一】任务上任何架构旋钮无可测贡献；在【路径多样】任务上【交互结构级】多样性有大幅效应（Vendi 4.65→8.08），而【prompt 级】身份多样性无效 ⇒ 架构的杠杆是【交互结构 × 任务结构】的交互」</w:t>
+              <w:t xml:space="preserve">「增益来自不确定性，不是来自架构」（会被 Chen et al. 2026 的交互结构级 +74% 效应直接反驳），改为：</w:t>
+            </w:r>
+            <w:r>
+              <w:rPr>
+                <w:bCs/>
+                <w:b/>
+              </w:rPr>
+              <w:t xml:space="preserve">「在【推导唯一】任务上任何架构旋钮无可测贡献；在【路径多样】任务上【交互结构级】多样性有大幅效应（Vendi 4.65→8.08），而【prompt 级】身份多样性无效，架构的杠杆是【交互结构 × 任务结构】的交互」</w:t>
             </w:r>
             <w:r>
               <w:t xml:space="preserve">（A 篇 §5.9）</w:t>
             </w:r>
             <w:r>
-              <w:t xml:space="preserve">⇒ ⇒ ★</w:t>
-            </w:r>
-            <w:r>
-              <w:t xml:space="preserve"> </w:t>
-            </w:r>
-            <w:r>
-              <w:rPr>
-                <w:bCs/>
-                <w:b/>
-              </w:rPr>
-              <w:t xml:space="preserve">口径限定（A 篇 §5.9，★ 引用时不可省略）</w:t>
-            </w:r>
-            <w:r>
-              <w:t xml:space="preserve">：★</w:t>
+              <w:t xml:space="preserve">，</w:t>
+            </w:r>
+            <w:r>
+              <w:rPr>
+                <w:bCs/>
+                <w:b/>
+              </w:rPr>
+              <w:t xml:space="preserve">口径限定（A 篇 §5.9，引用时不可省略）</w:t>
+            </w:r>
+            <w:r>
+              <w:t xml:space="preserve">：</w:t>
             </w:r>
             <w:r>
               <w:t xml:space="preserve"> </w:t>
@@ -3426,10 +3311,7 @@
               <w:t xml:space="preserve">净增益双边口径已算</w:t>
             </w:r>
             <w:r>
-              <w:t xml:space="preserve">：★ 批 1 判决 =「不可分辨」（★ 结论空间层逐配对符号不一致、零分布 n=8 ⇒ 噪声带 ±8）⇒ ★</w:t>
-            </w:r>
-            <w:r>
-              <w:t xml:space="preserve"> </w:t>
+              <w:t xml:space="preserve">：批 1 判决 =「不可分辨」（结论空间层逐配对符号不一致、零分布 n=8，噪声带 ±8），</w:t>
             </w:r>
             <w:r>
               <w:rPr>
@@ -3439,10 +3321,7 @@
               <w:t xml:space="preserve">既不写"净收益为负"、也不写"净收益为正"</w:t>
             </w:r>
             <w:r>
-              <w:t xml:space="preserve">；★ 批 2（法律域 944 条）原始产出仍待补 ⇒</w:t>
-            </w:r>
-            <w:r>
-              <w:t xml:space="preserve"> </w:t>
+              <w:t xml:space="preserve">；批 2（法律域 944 条）原始产出仍待补，</w:t>
             </w:r>
             <w:r>
               <w:rPr>
@@ -3452,7 +3331,7 @@
               <w:t xml:space="preserve">仍不可作一般结论</w:t>
             </w:r>
             <w:r>
-              <w:t xml:space="preserve">；★</w:t>
+              <w:t xml:space="preserve">；</w:t>
             </w:r>
             <w:r>
               <w:t xml:space="preserve"> </w:t>
@@ -3475,17 +3354,17 @@
               <w:t xml:space="preserve">R2/R3/R4 的 dual 臂数字未按 4 支口径重算</w:t>
             </w:r>
             <w:r>
-              <w:t xml:space="preserve">；★</w:t>
-            </w:r>
-            <w:r>
-              <w:t xml:space="preserve"> </w:t>
-            </w:r>
-            <w:r>
-              <w:rPr>
-                <w:bCs/>
-                <w:b/>
-              </w:rPr>
-              <w:t xml:space="preserve">本文只测了 prompt 级，交互结构级未测 ⇒ 不得被读成"多 Agent 架构整体无效"</w:t>
+              <w:t xml:space="preserve">；</w:t>
+            </w:r>
+            <w:r>
+              <w:t xml:space="preserve"> </w:t>
+            </w:r>
+            <w:r>
+              <w:rPr>
+                <w:bCs/>
+                <w:b/>
+              </w:rPr>
+              <w:t xml:space="preserve">本文只测了 prompt 级，交互结构级未测，不得被读成"多 Agent 架构整体无效"</w:t>
             </w:r>
           </w:p>
         </w:tc>
@@ -3585,10 +3464,7 @@
               <w:t xml:space="preserve">9/9 完全打平</w:t>
             </w:r>
             <w:r>
-              <w:t xml:space="preserve">，gap 均值 0.0，align 均为 0.3148，n=9）⇒</w:t>
-            </w:r>
-            <w:r>
-              <w:t xml:space="preserve"> </w:t>
+              <w:t xml:space="preserve">，gap 均值 0.0，align 均为 0.3148，n=9），</w:t>
             </w:r>
             <w:r>
               <w:rPr>
@@ -3608,13 +3484,10 @@
                 <w:bCs/>
                 <w:b/>
               </w:rPr>
-              <w:t xml:space="preserve">本批未预注册最小实际效应量（MES）⇒ 不能排除中小效应的存在</w:t>
-            </w:r>
-            <w:r>
-              <w:t xml:space="preserve"> </w:t>
-            </w:r>
-            <w:r>
-              <w:t xml:space="preserve">⇒ ★ 正确表述是"零区分 / 未检出"，</w:t>
+              <w:t xml:space="preserve">本批未预注册最小实际效应量（MES），不能排除中小效应的存在</w:t>
+            </w:r>
+            <w:r>
+              <w:t xml:space="preserve">，正确表述是"零区分 / 未检出"，</w:t>
             </w:r>
             <w:r>
               <w:rPr>
@@ -3713,7 +3586,7 @@
               <w:t xml:space="preserve"> </w:t>
             </w:r>
             <w:r>
-              <w:t xml:space="preserve">选择未检出，9/9 打平 ⇒ 零区分</w:t>
+              <w:t xml:space="preserve">选择未检出，9/9 打平，零区分</w:t>
             </w:r>
             <w:r>
               <w:rPr>
@@ -3734,33 +3607,26 @@
               <w:jc w:val="left"/>
             </w:pPr>
             <w:r>
-              <w:rPr>
-                <w:bCs/>
-                <w:b/>
-              </w:rPr>
-              <w:t xml:space="preserve">★ 核心收获</w:t>
-            </w:r>
-          </w:p>
-        </w:tc>
-        <w:tc>
-          <w:tcPr/>
-          <w:p>
-            <w:pPr>
-              <w:pStyle w:val="Compact"/>
-              <w:jc w:val="left"/>
-            </w:pPr>
-            <w:r>
-              <w:rPr>
-                <w:bCs/>
-                <w:b/>
-              </w:rPr>
-              <w:t xml:space="preserve">结构性两难（★ 已按外部审稿收窄）</w:t>
-            </w:r>
-            <w:r>
-              <w:t xml:space="preserve">：状态不进候选 ⇒ 打分无处发力；状态进候选 ⇒ 打分接近恒真 ⇒ ★</w:t>
-            </w:r>
-            <w:r>
-              <w:t xml:space="preserve"> </w:t>
+              <w:t xml:space="preserve">** 核心收获**</w:t>
+            </w:r>
+          </w:p>
+        </w:tc>
+        <w:tc>
+          <w:tcPr/>
+          <w:p>
+            <w:pPr>
+              <w:pStyle w:val="Compact"/>
+              <w:jc w:val="left"/>
+            </w:pPr>
+            <w:r>
+              <w:rPr>
+                <w:bCs/>
+                <w:b/>
+              </w:rPr>
+              <w:t xml:space="preserve">结构性两难（已按外部审稿收窄）</w:t>
+            </w:r>
+            <w:r>
+              <w:t xml:space="preserve">：状态不进候选，打分无处发力；状态进候选，打分接近恒真，</w:t>
             </w:r>
             <w:r>
               <w:rPr>
@@ -3770,7 +3636,7 @@
               <w:t xml:space="preserve">在当前条件下，状态化选择要么未检出效果、要么读数接近恒真</w:t>
             </w:r>
             <w:r>
-              <w:t xml:space="preserve">；★</w:t>
+              <w:t xml:space="preserve">；</w:t>
             </w:r>
             <w:r>
               <w:t xml:space="preserve"> </w:t>
@@ -3783,10 +3649,7 @@
               <w:t xml:space="preserve">本文的证据只覆盖这两条路在本批配置下的表现，不构成一般性定理</w:t>
             </w:r>
             <w:r>
-              <w:t xml:space="preserve">（D 篇 §6.7.7.1）⇒ ★</w:t>
-            </w:r>
-            <w:r>
-              <w:t xml:space="preserve"> </w:t>
+              <w:t xml:space="preserve">（D 篇 §6.7.7.1），</w:t>
             </w:r>
             <w:r>
               <w:rPr>
@@ -3877,7 +3740,7 @@
               <w:t xml:space="preserve"> </w:t>
             </w:r>
             <w:r>
-              <w:t xml:space="preserve">静默忽略 ⇒ typicality/NLL/PMI 全族作废）</w:t>
+              <w:t xml:space="preserve">静默忽略，typicality/NLL/PMI 全族作废）</w:t>
             </w:r>
           </w:p>
         </w:tc>
@@ -4004,7 +3867,7 @@
               <w:t xml:space="preserve">相对于参照系</w:t>
             </w:r>
             <w:r>
-              <w:t xml:space="preserve">的可证伪命题（★ 定义 1 只判「</w:t>
+              <w:t xml:space="preserve">的可证伪命题（定义 1 只判「</w:t>
             </w:r>
             <w:r>
               <w:rPr>
@@ -4159,7 +4022,7 @@
                 <w:bCs/>
                 <w:b/>
               </w:rPr>
-              <w:t xml:space="preserve">α 的估计实现与机读数据未随本稿归档 ⇒ 本文两批 α 第三方不可独立复算</w:t>
+              <w:t xml:space="preserve">α 的估计实现与机读数据未随本稿归档，本文两批 α 第三方不可独立复算</w:t>
             </w:r>
           </w:p>
         </w:tc>
@@ -4213,11 +4076,7 @@
               <w:jc w:val="left"/>
             </w:pPr>
             <w:r>
-              <w:rPr>
-                <w:bCs/>
-                <w:b/>
-              </w:rPr>
-              <w:t xml:space="preserve">★ 三层排除</w:t>
+              <w:t xml:space="preserve">** 三层排除**</w:t>
             </w:r>
           </w:p>
         </w:tc>
@@ -4262,7 +4121,7 @@
               <w:t xml:space="preserve">【待完成】</w:t>
             </w:r>
             <w:r>
-              <w:t xml:space="preserve">补跑批 ⇒ 强度只写"方向一致"）｜架构层（Δα</w:t>
+              <w:t xml:space="preserve">补跑批，强度只写"方向一致"）｜架构层（Δα</w:t>
             </w:r>
             <w:r>
               <w:t xml:space="preserve"> </w:t>
@@ -4275,13 +4134,7 @@
               <w:t xml:space="preserve">5/5 CI 含 0</w:t>
             </w:r>
             <w:r>
-              <w:t xml:space="preserve"> </w:t>
-            </w:r>
-            <w:r>
-              <w:t xml:space="preserve">⇒</w:t>
-            </w:r>
-            <w:r>
-              <w:t xml:space="preserve"> </w:t>
+              <w:t xml:space="preserve">，</w:t>
             </w:r>
             <w:r>
               <w:rPr>
@@ -4301,7 +4154,7 @@
                 <w:bCs/>
                 <w:b/>
               </w:rPr>
-              <w:t xml:space="preserve">两个 95%CI 均含 1 ⇒ 数据并未证明增长率低于线性增长</w:t>
+              <w:t xml:space="preserve">两个 95%CI 均含 1，数据并未证明增长率低于线性增长</w:t>
             </w:r>
             <w:r>
               <w:t xml:space="preserve">；</w:t>
@@ -4314,10 +4167,7 @@
               <w:t xml:space="preserve">结构维度拓不开 index=0.135</w:t>
             </w:r>
             <w:r>
-              <w:t xml:space="preserve">）⇒</w:t>
-            </w:r>
-            <w:r>
-              <w:t xml:space="preserve"> </w:t>
+              <w:t xml:space="preserve">），</w:t>
             </w:r>
             <w:r>
               <w:rPr>
@@ -4338,11 +4188,7 @@
               <w:jc w:val="left"/>
             </w:pPr>
             <w:r>
-              <w:rPr>
-                <w:bCs/>
-                <w:b/>
-              </w:rPr>
-              <w:t xml:space="preserve">★ 措辞红线</w:t>
+              <w:t xml:space="preserve">** 措辞红线**</w:t>
             </w:r>
           </w:p>
         </w:tc>
@@ -4411,7 +4257,7 @@
               <w:t xml:space="preserve">跨厂商 ES 实验的硬约束</w:t>
             </w:r>
             <w:r>
-              <w:t xml:space="preserve">（只有 mistral-nemo 的熵可测 ⇒ ES-H4</w:t>
+              <w:t xml:space="preserve">（只有 mistral-nemo 的熵可测，ES-H4</w:t>
             </w:r>
             <w:r>
               <w:t xml:space="preserve"> </w:t>
@@ -4543,12 +4389,6 @@
               <w:jc w:val="left"/>
             </w:pPr>
             <w:r>
-              <w:t xml:space="preserve">★</w:t>
-            </w:r>
-            <w:r>
-              <w:t xml:space="preserve"> </w:t>
-            </w:r>
-            <w:r>
               <w:rPr>
                 <w:bCs/>
                 <w:b/>
@@ -4556,17 +4396,17 @@
               <w:t xml:space="preserve">方向③（用训练/自迭代的手段优化 = 层3）</w:t>
             </w:r>
             <w:r>
-              <w:t xml:space="preserve">；★</w:t>
-            </w:r>
-            <w:r>
-              <w:t xml:space="preserve"> </w:t>
-            </w:r>
-            <w:r>
-              <w:rPr>
-                <w:bCs/>
-                <w:b/>
-              </w:rPr>
-              <w:t xml:space="preserve">本轮新建、从未被外部审稿审过</w:t>
+              <w:t xml:space="preserve">；</w:t>
+            </w:r>
+            <w:r>
+              <w:t xml:space="preserve"> </w:t>
+            </w:r>
+            <w:r>
+              <w:rPr>
+                <w:bCs/>
+                <w:b/>
+              </w:rPr>
+              <w:t xml:space="preserve">这一轮新建、从未被外部审稿审过</w:t>
             </w:r>
             <w:r>
               <w:t xml:space="preserve">（审稿意见全文</w:t>
@@ -4698,20 +4538,17 @@
               <w:t xml:space="preserve">一个开关</w:t>
             </w:r>
             <w:r>
-              <w:t xml:space="preserve"> </w:t>
-            </w:r>
-            <w:r>
-              <w:t xml:space="preserve">⇒ 比底稿声称的更干净）；★ 但</w:t>
-            </w:r>
-            <w:r>
-              <w:rPr>
-                <w:bCs/>
-                <w:b/>
-              </w:rPr>
-              <w:t xml:space="preserve">架构级轴（★ 逐轴：P2 增量 ＝ 不可分辨、承重维度轴 ＝ 不可分辨、宽度轴 ＝ 未检出）</w:t>
-            </w:r>
-            <w:r>
-              <w:t xml:space="preserve">，★</w:t>
+              <w:t xml:space="preserve">，比底稿声称的更干净）；但</w:t>
+            </w:r>
+            <w:r>
+              <w:rPr>
+                <w:bCs/>
+                <w:b/>
+              </w:rPr>
+              <w:t xml:space="preserve">架构级轴（逐轴：P2 增量 ＝ 不可分辨、承重维度轴 ＝ 不可分辨、宽度轴 ＝ 未检出）</w:t>
+            </w:r>
+            <w:r>
+              <w:t xml:space="preserve">，</w:t>
             </w:r>
             <w:r>
               <w:t xml:space="preserve"> </w:t>
@@ -4817,10 +4654,7 @@
               <w:t xml:space="preserve"> </w:t>
             </w:r>
             <w:r>
-              <w:t xml:space="preserve">跨训练集稳健（间距 0.400／0.583）⇒</w:t>
-            </w:r>
-            <w:r>
-              <w:t xml:space="preserve"> </w:t>
+              <w:t xml:space="preserve">跨训练集稳健（间距 0.400／0.583），</w:t>
             </w:r>
             <w:r>
               <w:rPr>
@@ -4830,7 +4664,7 @@
               <w:t xml:space="preserve">只能算机制存在性</w:t>
             </w:r>
             <w:r>
-              <w:t xml:space="preserve">；★</w:t>
+              <w:t xml:space="preserve">；</w:t>
             </w:r>
             <w:r>
               <w:t xml:space="preserve"> </w:t>
@@ -4874,10 +4708,7 @@
               <w:t xml:space="preserve">机制存在性轴有缺口</w:t>
             </w:r>
             <w:r>
-              <w:t xml:space="preserve">（24/24 只出一种触发器 ⇒</w:t>
-            </w:r>
-            <w:r>
-              <w:t xml:space="preserve"> </w:t>
+              <w:t xml:space="preserve">（24/24 只出一种触发器，</w:t>
             </w:r>
             <w:r>
               <w:rPr>
@@ -4903,11 +4734,7 @@
               <w:jc w:val="left"/>
             </w:pPr>
             <w:r>
-              <w:rPr>
-                <w:bCs/>
-                <w:b/>
-              </w:rPr>
-              <w:t xml:space="preserve">★ 数字更正</w:t>
+              <w:t xml:space="preserve">** 数字更正**</w:t>
             </w:r>
           </w:p>
         </w:tc>
@@ -4977,7 +4804,7 @@
               <w:t xml:space="preserve"> </w:t>
             </w:r>
             <w:r>
-              <w:t xml:space="preserve">之前的旧值 ⇒ 本篇按实现侧</w:t>
+              <w:t xml:space="preserve">之前的旧值，本篇按实现侧</w:t>
             </w:r>
             <w:r>
               <w:t xml:space="preserve"> </w:t>
@@ -4990,7 +4817,7 @@
               <w:t xml:space="preserve">57</w:t>
             </w:r>
             <w:r>
-              <w:t xml:space="preserve">（u6+v2+t3+m36+arb3+nf4+mm3）⇒ 已登记进《读数口径变更记录》</w:t>
+              <w:t xml:space="preserve">（u6+v2+t3+m36+arb3+nf4+mm3），已登记进《读数口径变更记录》</w:t>
             </w:r>
           </w:p>
         </w:tc>
@@ -5004,11 +4831,7 @@
               <w:jc w:val="left"/>
             </w:pPr>
             <w:r>
-              <w:rPr>
-                <w:bCs/>
-                <w:b/>
-              </w:rPr>
-              <w:t xml:space="preserve">★ 代码级事实</w:t>
+              <w:t xml:space="preserve">** 代码级事实**</w:t>
             </w:r>
           </w:p>
         </w:tc>
@@ -5066,7 +4889,7 @@
               <w:t xml:space="preserve"> </w:t>
             </w:r>
             <w:r>
-              <w:t xml:space="preserve">不可达 ⇒ 实际是</w:t>
+              <w:t xml:space="preserve">不可达，实际是</w:t>
             </w:r>
             <w:r>
               <w:rPr>
@@ -5076,7 +4899,7 @@
               <w:t xml:space="preserve">按索引丢靠前那条</w:t>
             </w:r>
             <w:r>
-              <w:t xml:space="preserve">、与极性无关）；★</w:t>
+              <w:t xml:space="preserve">、与极性无关）；</w:t>
             </w:r>
             <w:r>
               <w:t xml:space="preserve"> </w:t>
@@ -5098,13 +4921,7 @@
               <w:t xml:space="preserve">在产生读数的批里从未被行使</w:t>
             </w:r>
             <w:r>
-              <w:t xml:space="preserve"> </w:t>
-            </w:r>
-            <w:r>
-              <w:t xml:space="preserve">⇒ ⇒</w:t>
-            </w:r>
-            <w:r>
-              <w:t xml:space="preserve"> </w:t>
+              <w:t xml:space="preserve">，</w:t>
             </w:r>
             <w:r>
               <w:rPr>
@@ -5114,7 +4931,7 @@
               <w:t xml:space="preserve">「权重稳健」与「效果未检出」不矛盾</w:t>
             </w:r>
             <w:r>
-              <w:t xml:space="preserve">；★ 三条事实已固化为</w:t>
+              <w:t xml:space="preserve">；三条事实已固化为</w:t>
             </w:r>
             <w:r>
               <w:rPr>
@@ -5166,7 +4983,7 @@
               <w:jc w:val="left"/>
             </w:pPr>
             <w:r>
-              <w:t xml:space="preserve">本轮</w:t>
+              <w:t xml:space="preserve">这一轮</w:t>
             </w:r>
             <w:r>
               <w:rPr>
@@ -5176,10 +4993,7 @@
               <w:t xml:space="preserve">零模型调用</w:t>
             </w:r>
             <w:r>
-              <w:t xml:space="preserve">：全部读数沿用底稿既有产出；★ 留出集批次仍在跑批中 ⇒</w:t>
-            </w:r>
-            <w:r>
-              <w:t xml:space="preserve"> </w:t>
+              <w:t xml:space="preserve">：全部读数沿用底稿既有产出；留出集批次仍在跑批中，</w:t>
             </w:r>
             <w:r>
               <w:rPr>
@@ -5189,10 +5003,7 @@
               <w:t xml:space="preserve">本篇不引用其读数</w:t>
             </w:r>
             <w:r>
-              <w:t xml:space="preserve"> </w:t>
-            </w:r>
-            <w:r>
-              <w:t xml:space="preserve">⇒ 一切读数</w:t>
+              <w:t xml:space="preserve">，一切读数</w:t>
             </w:r>
             <w:r>
               <w:t xml:space="preserve"> </w:t>
@@ -5346,7 +5157,7 @@
           <w:bCs/>
           <w:b/>
         </w:rPr>
-        <w:t xml:space="preserve">型号池静默下架 ⇒ 历史 dual 臂读数的分母是 4，不是 5。</w:t>
+        <w:t xml:space="preserve">型号池静默下架，历史 dual 臂读数的分母是 4，不是 5。</w:t>
       </w:r>
     </w:p>
     <w:p>
@@ -5388,10 +5199,7 @@
         <w:t xml:space="preserve">已 404</w:t>
       </w:r>
       <w:r>
-        <w:t xml:space="preserve">）⇒</w:t>
-      </w:r>
-      <w:r>
-        <w:t xml:space="preserve"> </w:t>
+        <w:t xml:space="preserve">），</w:t>
       </w:r>
       <w:r>
         <w:rPr>
@@ -5416,7 +5224,7 @@
         <w:t xml:space="preserve">5 分支臂</w:t>
       </w:r>
       <w:r>
-        <w:t xml:space="preserve">的第 5 支空串 ⇒ 被</w:t>
+        <w:t xml:space="preserve">的第 5 支空串，被</w:t>
       </w:r>
       <w:r>
         <w:t xml:space="preserve"> </w:t>
@@ -5431,10 +5239,7 @@
         <w:t xml:space="preserve"> </w:t>
       </w:r>
       <w:r>
-        <w:t xml:space="preserve">过滤 ⇒</w:t>
-      </w:r>
-      <w:r>
-        <w:t xml:space="preserve"> </w:t>
+        <w:t xml:space="preserve">过滤，</w:t>
       </w:r>
       <w:r>
         <w:rPr>
@@ -5632,12 +5437,6 @@
         <w:pStyle w:val="BodyText"/>
       </w:pPr>
       <w:r>
-        <w:t xml:space="preserve">⇒ ★</w:t>
-      </w:r>
-      <w:r>
-        <w:t xml:space="preserve"> </w:t>
-      </w:r>
-      <w:r>
         <w:rPr>
           <w:bCs/>
           <w:b/>
@@ -5669,17 +5468,11 @@
         <w:pStyle w:val="BodyText"/>
       </w:pPr>
       <w:r>
-        <w:t xml:space="preserve">⇒ ⇒ ★★</w:t>
-      </w:r>
-      <w:r>
-        <w:t xml:space="preserve"> </w:t>
-      </w:r>
-      <w:r>
-        <w:rPr>
-          <w:bCs/>
-          <w:b/>
-        </w:rPr>
-        <w:t xml:space="preserve">口径规则（★ 2026-10-24 外部审稿后同步）</w:t>
+        <w:rPr>
+          <w:bCs/>
+          <w:b/>
+        </w:rPr>
+        <w:t xml:space="preserve">口径规则（2026-10-24 外部审稿后同步）</w:t>
       </w:r>
       <w:r>
         <w:t xml:space="preserve">：</w:t>
@@ -5715,10 +5508,7 @@
         <w:t xml:space="preserve">不能只在本节写一次</w:t>
       </w:r>
       <w:r>
-        <w:t xml:space="preserve"> </w:t>
-      </w:r>
-      <w:r>
-        <w:t xml:space="preserve">⇒ ★ 已落到：A 篇摘要 / A 篇 §5 R2–R4 的分母注 / A 篇 §5.9 口径限定 / A 篇附录 D.1 / L1 §6.3 / 合订本 §1.1（推论第 4 条）、§2.1（L1 卡质量轴读数）、§2.8①（A 篇卡口径限定） /</w:t>
+        <w:t xml:space="preserve">，已落到：A 篇摘要 / A 篇 §5 R2–R4 的分母注 / A 篇 §5.9 口径限定 / A 篇附录 D.1 / L1 §6.3 / 合订本 §1.1（推论第 4 条）、§2.1（L1 卡质量轴读数）、§2.8①（A 篇卡口径限定） /</w:t>
       </w:r>
       <w:r>
         <w:t xml:space="preserve"> </w:t>
@@ -5739,12 +5529,6 @@
         <w:pStyle w:val="BodyText"/>
       </w:pPr>
       <w:r>
-        <w:t xml:space="preserve">⇒ ⇒ ★</w:t>
-      </w:r>
-      <w:r>
-        <w:t xml:space="preserve"> </w:t>
-      </w:r>
-      <w:r>
         <w:rPr>
           <w:bCs/>
           <w:b/>
@@ -5752,7 +5536,7 @@
         <w:t xml:space="preserve">且这一条已直接改写了两篇的对外结论口径</w:t>
       </w:r>
       <w:r>
-        <w:t xml:space="preserve">（★ 这就是"合订本必须按单稿新措辞重建"的原因）：</w:t>
+        <w:t xml:space="preserve">（这就是"合订本必须按单稿新措辞重建"的原因）：</w:t>
       </w:r>
       <w:r>
         <w:t xml:space="preserve"> </w:t>
@@ -5781,10 +5565,7 @@
         <w:t xml:space="preserve">已降级</w:t>
       </w:r>
       <w:r>
-        <w:t xml:space="preserve">为 —— 只测『新增』侧、【推导唯一】任务域、本批本口径 ⇒ ★</w:t>
-      </w:r>
-      <w:r>
-        <w:t xml:space="preserve"> </w:t>
+        <w:t xml:space="preserve">为 —— 只测『新增』侧、【推导唯一】任务域、本批本口径，</w:t>
       </w:r>
       <w:r>
         <w:rPr>
@@ -5839,10 +5620,7 @@
         <w:t xml:space="preserve">在本批测量下未检出与直调臂的差异</w:t>
       </w:r>
       <w:r>
-        <w:t xml:space="preserve">（Δα 5/5 CI 含 0）⇒ ★</w:t>
-      </w:r>
-      <w:r>
-        <w:t xml:space="preserve"> </w:t>
+        <w:t xml:space="preserve">（Δα 5/5 CI 含 0），</w:t>
       </w:r>
       <w:r>
         <w:rPr>
@@ -5863,13 +5641,13 @@
       </w:r>
     </w:p>
     <w:bookmarkEnd w:id="28"/>
-    <w:bookmarkStart w:id="29" w:name="共用的写作纪律所有篇适用"/>
+    <w:bookmarkStart w:id="29" w:name="共用的写作要求所有篇适用"/>
     <w:p>
       <w:pPr>
         <w:pStyle w:val="Heading2"/>
       </w:pPr>
       <w:r>
-        <w:t xml:space="preserve">4 · 共用的写作纪律（所有篇适用）</w:t>
+        <w:t xml:space="preserve">4 · 共用的写作要求（所有篇适用）</w:t>
       </w:r>
     </w:p>
     <w:p>
@@ -6051,12 +5829,6 @@
         <w:pStyle w:val="Compact"/>
       </w:pPr>
       <w:r>
-        <w:t xml:space="preserve">★</w:t>
-      </w:r>
-      <w:r>
-        <w:t xml:space="preserve"> </w:t>
-      </w:r>
-      <w:r>
         <w:rPr>
           <w:bCs/>
           <w:b/>
@@ -6076,12 +5848,6 @@
         <w:pStyle w:val="Compact"/>
       </w:pPr>
       <w:r>
-        <w:t xml:space="preserve">★★</w:t>
-      </w:r>
-      <w:r>
-        <w:t xml:space="preserve"> </w:t>
-      </w:r>
-      <w:r>
         <w:rPr>
           <w:bCs/>
           <w:b/>
@@ -6089,7 +5855,7 @@
         <w:t xml:space="preserve">"未检出" ≠ "无效"</w:t>
       </w:r>
       <w:r>
-        <w:t xml:space="preserve">（★ 2026-10-24 外部审稿后新增）：任何"某干预无效"的写法</w:t>
+        <w:t xml:space="preserve">（2026-10-24 外部审稿后新增）：任何"某干预无效"的写法</w:t>
       </w:r>
       <w:r>
         <w:rPr>
@@ -6099,13 +5865,7 @@
         <w:t xml:space="preserve">必须先给检出力地板与 MES 声明</w:t>
       </w:r>
       <w:r>
-        <w:t xml:space="preserve"> </w:t>
-      </w:r>
-      <w:r>
-        <w:t xml:space="preserve">⇒ ★</w:t>
-      </w:r>
-      <w:r>
-        <w:t xml:space="preserve"> </w:t>
+        <w:t xml:space="preserve">，</w:t>
       </w:r>
       <w:r>
         <w:rPr>
@@ -6125,10 +5885,7 @@
         <w:t xml:space="preserve">在本批测量下未检出差异；本批检出力不足以排除中等以下的效应</w:t>
       </w:r>
       <w:r>
-        <w:t xml:space="preserve">」⇒ ⇒ ★</w:t>
-      </w:r>
-      <w:r>
-        <w:t xml:space="preserve"> </w:t>
+        <w:t xml:space="preserve">」，</w:t>
       </w:r>
       <w:r>
         <w:rPr>
@@ -6138,7 +5895,7 @@
         <w:t xml:space="preserve">"无效/等效/已证明"一律视为越界</w:t>
       </w:r>
       <w:r>
-        <w:t xml:space="preserve">（与 §3 的型号池口径是同一条纪律的两面）。</w:t>
+        <w:t xml:space="preserve">（与 §3 的型号池口径是同一条要求的两面）。</w:t>
       </w:r>
     </w:p>
     <w:p>
@@ -6150,12 +5907,6 @@
         <w:pStyle w:val="Compact"/>
       </w:pPr>
       <w:r>
-        <w:t xml:space="preserve">★★</w:t>
-      </w:r>
-      <w:r>
-        <w:t xml:space="preserve"> </w:t>
-      </w:r>
-      <w:r>
         <w:rPr>
           <w:bCs/>
           <w:b/>
@@ -6163,7 +5914,7 @@
         <w:t xml:space="preserve">"证据强度按对象逐个不同"</w:t>
       </w:r>
       <w:r>
-        <w:t xml:space="preserve">（★ 2026-10-24 外部审稿后新增）：一篇里</w:t>
+        <w:t xml:space="preserve">（2026-10-24 外部审稿后新增）：一篇里</w:t>
       </w:r>
       <w:r>
         <w:rPr>
@@ -6183,10 +5934,7 @@
         <w:t xml:space="preserve">不许用最强的那个代表全篇</w:t>
       </w:r>
       <w:r>
-        <w:t xml:space="preserve"> </w:t>
-      </w:r>
-      <w:r>
-        <w:t xml:space="preserve">⇒ ⇒ 例 ①：L1 的「有效信息维度不增」在判决表第 1、2 行是</w:t>
+        <w:t xml:space="preserve">，例 ①：L1 的「有效信息维度不增」在判决表第 1、2 行是</w:t>
       </w:r>
       <w:r>
         <w:rPr>
@@ -6206,13 +5954,7 @@
         <w:t xml:space="preserve">十三类分属三档证据等级</w:t>
       </w:r>
       <w:r>
-        <w:t xml:space="preserve"> </w:t>
-      </w:r>
-      <w:r>
-        <w:t xml:space="preserve">⇒</w:t>
-      </w:r>
-      <w:r>
-        <w:t xml:space="preserve"> </w:t>
+        <w:t xml:space="preserve">，</w:t>
       </w:r>
       <w:r>
         <w:rPr>
@@ -6232,10 +5974,7 @@
         <w:t xml:space="preserve">逐篇不同</w:t>
       </w:r>
       <w:r>
-        <w:t xml:space="preserve">（A 有 944 断言全量重判、L1 与 D 均有平读数、C 无主实验）⇒ ⇒ ★</w:t>
-      </w:r>
-      <w:r>
-        <w:t xml:space="preserve"> </w:t>
+        <w:t xml:space="preserve">（A 有 944 断言全量重判、L1 与 D 均有平读数、C 无主实验），</w:t>
       </w:r>
       <w:r>
         <w:rPr>
@@ -6296,10 +6035,7 @@
         <w:t xml:space="preserve">两条自我修正</w:t>
       </w:r>
       <w:r>
-        <w:t xml:space="preserve">（口径修正 + 诚实标注）⇒</w:t>
-      </w:r>
-      <w:r>
-        <w:t xml:space="preserve"> </w:t>
+        <w:t xml:space="preserve">（口径修正 + 诚实标注），</w:t>
       </w:r>
       <w:r>
         <w:rPr>
@@ -6328,10 +6064,7 @@
         <w:t xml:space="preserve">2×2 任务结构对照</w:t>
       </w:r>
       <w:r>
-        <w:t xml:space="preserve">（塌缩的真正条件 = 解法路径唯一）⇒</w:t>
-      </w:r>
-      <w:r>
-        <w:t xml:space="preserve"> </w:t>
+        <w:t xml:space="preserve">（塌缩的真正条件 = 解法路径唯一），</w:t>
       </w:r>
       <w:r>
         <w:rPr>
@@ -6357,10 +6090,7 @@
         <w:t xml:space="preserve">ToT 前人对账</w:t>
       </w:r>
       <w:r>
-        <w:t xml:space="preserve">（我们与 ToT 的关系 + 机制链「出处与定性」列）⇒</w:t>
-      </w:r>
-      <w:r>
-        <w:t xml:space="preserve"> </w:t>
+        <w:t xml:space="preserve">（我们与 ToT 的关系 + 机制链「出处与定性」列），</w:t>
       </w:r>
       <w:r>
         <w:rPr>
@@ -6386,13 +6116,7 @@
         <w:t xml:space="preserve">待填审计分级表</w:t>
       </w:r>
       <w:r>
-        <w:t xml:space="preserve"> </w:t>
-      </w:r>
-      <w:r>
-        <w:t xml:space="preserve">⇒</w:t>
-      </w:r>
-      <w:r>
-        <w:t xml:space="preserve"> </w:t>
+        <w:t xml:space="preserve">，</w:t>
       </w:r>
       <w:r>
         <w:rPr>
@@ -6433,10 +6157,7 @@
         <w:t xml:space="preserve">A 篇结论改窄 + 判死门判据写死</w:t>
       </w:r>
       <w:r>
-        <w:t xml:space="preserve">（2026-10-24 13:40）⇒</w:t>
-      </w:r>
-      <w:r>
-        <w:t xml:space="preserve"> </w:t>
+        <w:t xml:space="preserve">（2026-10-24 13:40），</w:t>
       </w:r>
       <w:r>
         <w:rPr>
@@ -6494,20 +6215,7 @@
         <w:t xml:space="preserve"> </w:t>
       </w:r>
       <w:r>
-        <w:t xml:space="preserve">⑦</w:t>
-      </w:r>
-      <w:r>
-        <w:t xml:space="preserve"> </w:t>
-      </w:r>
-      <w:r>
-        <w:rPr>
-          <w:bCs/>
-          <w:b/>
-        </w:rPr>
-        <w:t xml:space="preserve">★ 一次自查误判已推翻并恢复</w:t>
-      </w:r>
-      <w:r>
-        <w:t xml:space="preserve">（n 基线逐 n 表曾被误判为无源并删除 ⇒ 核实确认有源）⇒ 对外表述见</w:t>
+        <w:t xml:space="preserve">⑦ ** 一次自查误判已推翻并恢复**（n 基线逐 n 表曾被误判为无源并删除，核实确认有源），对外表述见</w:t>
       </w:r>
       <w:r>
         <w:t xml:space="preserve"> </w:t>
@@ -6638,12 +6346,6 @@
               <w:jc w:val="left"/>
             </w:pPr>
             <w:r>
-              <w:t xml:space="preserve">★</w:t>
-            </w:r>
-            <w:r>
-              <w:t xml:space="preserve"> </w:t>
-            </w:r>
-            <w:r>
               <w:rPr>
                 <w:bCs/>
                 <w:b/>
@@ -7069,12 +6771,6 @@
               <w:jc w:val="left"/>
             </w:pPr>
             <w:r>
-              <w:t xml:space="preserve">★</w:t>
-            </w:r>
-            <w:r>
-              <w:t xml:space="preserve"> </w:t>
-            </w:r>
-            <w:r>
               <w:rPr>
                 <w:bCs/>
                 <w:b/>
@@ -7082,7 +6778,7 @@
               <w:t xml:space="preserve">24 条真实待办的判据定版分级</w:t>
             </w:r>
             <w:r>
-              <w:t xml:space="preserve">：10 ✅ / 5 ◐ / 9 ✖ ⇒ 被问"哪些没做"时直接给这张表</w:t>
+              <w:t xml:space="preserve">：10 ✅ / 5 ◐ / 9 ✖，被问"哪些没做"时直接给这张表</w:t>
             </w:r>
           </w:p>
         </w:tc>
@@ -7145,12 +6841,6 @@
               <w:jc w:val="left"/>
             </w:pPr>
             <w:r>
-              <w:t xml:space="preserve">★</w:t>
-            </w:r>
-            <w:r>
-              <w:t xml:space="preserve"> </w:t>
-            </w:r>
-            <w:r>
               <w:rPr>
                 <w:bCs/>
                 <w:b/>
@@ -7158,7 +6848,7 @@
               <w:t xml:space="preserve">84 个头条数字 → 源文件:行号</w:t>
             </w:r>
             <w:r>
-              <w:t xml:space="preserve">（实测 84/84 定位命中；★ 核验口径 =</w:t>
+              <w:t xml:space="preserve">（实测 84/84 定位命中；核验口径 =</w:t>
             </w:r>
             <w:r>
               <w:t xml:space="preserve"> </w:t>
@@ -7173,7 +6863,7 @@
               <w:t xml:space="preserve"> </w:t>
             </w:r>
             <w:r>
-              <w:t xml:space="preserve">主表数据行逐行含 ✅）⇒ 外部可照着核；⚠️ 证明的是「数字有出处」，</w:t>
+              <w:t xml:space="preserve">主表数据行逐行含 ✅），外部可照着核；⚠️ 证明的是「数字有出处」，</w:t>
             </w:r>
             <w:r>
               <w:rPr>

--- a/papers/00_论文簇总纲_交差版.docx
+++ b/papers/00_论文簇总纲_交差版.docx
@@ -194,14 +194,26 @@
         <w:t xml:space="preserve">；</w:t>
       </w:r>
       <w:r>
+        <w:rPr>
+          <w:bCs/>
+          <w:b/>
+        </w:rPr>
+        <w:t xml:space="preserve">方向①的负责组 = 整体组（已定口径，见</w:t>
+      </w:r>
+      <w:r>
+        <w:rPr>
+          <w:bCs/>
+          <w:b/>
+        </w:rPr>
         <w:t xml:space="preserve"> </w:t>
       </w:r>
       <w:r>
         <w:rPr>
-          <w:bCs/>
-          <w:b/>
-        </w:rPr>
-        <w:t xml:space="preserve">方向①的负责组 = 整体组（已定口径，见</w:t>
+          <w:rStyle w:val="VerbatimChar"/>
+          <w:bCs/>
+          <w:b/>
+        </w:rPr>
+        <w:t xml:space="preserve">论文簇_四篇定位与层映射_2026-10-24.md</w:t>
       </w:r>
       <w:r>
         <w:rPr>
@@ -212,17 +224,33 @@
       </w:r>
       <w:r>
         <w:rPr>
+          <w:bCs/>
+          <w:b/>
+        </w:rPr>
+        <w:t xml:space="preserve">§5）</w:t>
+      </w:r>
+      <w:r>
+        <w:t xml:space="preserve">。</w:t>
+      </w:r>
+      <w:r>
+        <w:t xml:space="preserve"> </w:t>
+      </w:r>
+      <w:r>
+        <w:t xml:space="preserve">完整对照见</w:t>
+      </w:r>
+      <w:r>
+        <w:t xml:space="preserve"> </w:t>
+      </w:r>
+      <w:r>
+        <w:rPr>
           <w:rStyle w:val="VerbatimChar"/>
-          <w:bCs/>
-          <w:b/>
-        </w:rPr>
-        <w:t xml:space="preserve">论文簇_四篇定位与层映射_2026-10-24.md</w:t>
-      </w:r>
-      <w:r>
-        <w:rPr>
-          <w:bCs/>
-          <w:b/>
-        </w:rPr>
+        </w:rPr>
+        <w:t xml:space="preserve">papers/论文簇_四篇定位与层映射_2026-10-24.md</w:t>
+      </w:r>
+      <w:r>
+        <w:t xml:space="preserve">。</w:t>
+      </w:r>
+      <w:r>
         <w:t xml:space="preserve"> </w:t>
       </w:r>
       <w:r>
@@ -230,44 +258,10 @@
           <w:bCs/>
           <w:b/>
         </w:rPr>
-        <w:t xml:space="preserve">§5）</w:t>
-      </w:r>
-      <w:r>
-        <w:t xml:space="preserve">。</w:t>
-      </w:r>
-      <w:r>
-        <w:t xml:space="preserve"> </w:t>
-      </w:r>
-      <w:r>
-        <w:t xml:space="preserve">完整对照见</w:t>
-      </w:r>
-      <w:r>
-        <w:t xml:space="preserve"> </w:t>
-      </w:r>
-      <w:r>
-        <w:rPr>
-          <w:rStyle w:val="VerbatimChar"/>
-        </w:rPr>
-        <w:t xml:space="preserve">papers/论文簇_四篇定位与层映射_2026-10-24.md</w:t>
-      </w:r>
-      <w:r>
-        <w:t xml:space="preserve">。</w:t>
-      </w:r>
-      <w:r>
-        <w:t xml:space="preserve"> </w:t>
-      </w:r>
-      <w:r>
-        <w:rPr>
-          <w:bCs/>
-          <w:b/>
-        </w:rPr>
         <w:t xml:space="preserve">2026-10-25 追加（只增不改）</w:t>
       </w:r>
       <w:r>
         <w:t xml:space="preserve">：</w:t>
-      </w:r>
-      <w:r>
-        <w:t xml:space="preserve"> </w:t>
       </w:r>
       <w:r>
         <w:rPr>
@@ -366,6 +360,16 @@
         <w:t xml:space="preserve">§10/§11）：</w:t>
       </w:r>
       <w:r>
+        <w:rPr>
+          <w:bCs/>
+          <w:b/>
+        </w:rPr>
+        <w:t xml:space="preserve">架构级：P2 增量 ＝ 不可分辨；承重维度轴 ＝ 不可分辨；宽度轴 ＝ 未检出</w:t>
+      </w:r>
+      <w:r>
+        <w:t xml:space="preserve">（两批方向相反；判官重复波动中位</w:t>
+      </w:r>
+      <w:r>
         <w:t xml:space="preserve"> </w:t>
       </w:r>
       <w:r>
@@ -373,26 +377,26 @@
           <w:bCs/>
           <w:b/>
         </w:rPr>
-        <w:t xml:space="preserve">架构级：P2 增量 ＝ 不可分辨；承重维度轴 ＝ 不可分辨；宽度轴 ＝ 未检出</w:t>
-      </w:r>
-      <w:r>
-        <w:t xml:space="preserve">（两批方向相反；判官重复波动中位</w:t>
+        <w:t xml:space="preserve">1</w:t>
       </w:r>
       <w:r>
         <w:t xml:space="preserve"> </w:t>
       </w:r>
       <w:r>
-        <w:rPr>
-          <w:bCs/>
-          <w:b/>
-        </w:rPr>
-        <w:t xml:space="preserve">1</w:t>
+        <w:t xml:space="preserve">而承重维度只有</w:t>
       </w:r>
       <w:r>
         <w:t xml:space="preserve"> </w:t>
       </w:r>
       <w:r>
-        <w:t xml:space="preserve">而承重维度只有</w:t>
+        <w:rPr>
+          <w:bCs/>
+          <w:b/>
+        </w:rPr>
+        <w:t xml:space="preserve">1–5</w:t>
+      </w:r>
+      <w:r>
+        <w:t xml:space="preserve">，≤1 的效应原理上看不见）｜</w:t>
       </w:r>
       <w:r>
         <w:t xml:space="preserve"> </w:t>
@@ -402,20 +406,108 @@
           <w:bCs/>
           <w:b/>
         </w:rPr>
-        <w:t xml:space="preserve">1–5</w:t>
-      </w:r>
-      <w:r>
-        <w:t xml:space="preserve">，≤1 的效应原理上看不见）｜</w:t>
+        <w:t xml:space="preserve">局部避坑行为轴成立</w:t>
+      </w:r>
+      <w:r>
+        <w:t xml:space="preserve">（</w:t>
+      </w:r>
+      <w:r>
+        <w:rPr>
+          <w:rStyle w:val="VerbatimChar"/>
+        </w:rPr>
+        <w:t xml:space="preserve">W_train_L3</w:t>
       </w:r>
       <w:r>
         <w:t xml:space="preserve"> </w:t>
       </w:r>
       <w:r>
-        <w:rPr>
-          <w:bCs/>
-          <w:b/>
-        </w:rPr>
-        <w:t xml:space="preserve">局部避坑行为轴成立</w:t>
+        <w:t xml:space="preserve">钻牛角尖率</w:t>
+      </w:r>
+      <w:r>
+        <w:t xml:space="preserve"> </w:t>
+      </w:r>
+      <w:r>
+        <w:rPr>
+          <w:bCs/>
+          <w:b/>
+        </w:rPr>
+        <w:t xml:space="preserve">2/6</w:t>
+      </w:r>
+      <w:r>
+        <w:t xml:space="preserve"> </w:t>
+      </w:r>
+      <w:r>
+        <w:t xml:space="preserve">vs lookup</w:t>
+      </w:r>
+      <w:r>
+        <w:t xml:space="preserve"> </w:t>
+      </w:r>
+      <w:r>
+        <w:rPr>
+          <w:bCs/>
+          <w:b/>
+        </w:rPr>
+        <w:t xml:space="preserve">4/6</w:t>
+      </w:r>
+      <w:r>
+        <w:t xml:space="preserve"> </w:t>
+      </w:r>
+      <w:r>
+        <w:t xml:space="preserve">vs uniform</w:t>
+      </w:r>
+      <w:r>
+        <w:t xml:space="preserve"> </w:t>
+      </w:r>
+      <w:r>
+        <w:rPr>
+          <w:bCs/>
+          <w:b/>
+        </w:rPr>
+        <w:t xml:space="preserve">5/6</w:t>
+      </w:r>
+      <w:r>
+        <w:t xml:space="preserve">，负对照臂全</w:t>
+      </w:r>
+      <w:r>
+        <w:t xml:space="preserve"> </w:t>
+      </w:r>
+      <w:r>
+        <w:rPr>
+          <w:bCs/>
+          <w:b/>
+        </w:rPr>
+        <w:t xml:space="preserve">5/6</w:t>
+      </w:r>
+      <w:r>
+        <w:t xml:space="preserve">，差异来自策略而非整体漂移；</w:t>
+      </w:r>
+      <w:r>
+        <w:rPr>
+          <w:rStyle w:val="VerbatimChar"/>
+          <w:bCs/>
+          <w:b/>
+        </w:rPr>
+        <w:t xml:space="preserve">in-sample</w:t>
+      </w:r>
+      <w:r>
+        <w:rPr>
+          <w:bCs/>
+          <w:b/>
+        </w:rPr>
+        <w:t xml:space="preserve">、每臂 n=6</w:t>
+      </w:r>
+      <w:r>
+        <w:t xml:space="preserve">）｜</w:t>
+      </w:r>
+      <w:r>
+        <w:t xml:space="preserve"> </w:t>
+      </w:r>
+      <w:r>
+        <w:rPr>
+          <w:bCs/>
+          <w:b/>
+        </w:rPr>
+        <w:t xml:space="preserve">偏好只覆盖部分维度</w:t>
       </w:r>
       <w:r>
         <w:t xml:space="preserve">（</w:t>
@@ -424,13 +516,13 @@
         <w:rPr>
           <w:rStyle w:val="VerbatimChar"/>
         </w:rPr>
-        <w:t xml:space="preserve">W_train_L3</w:t>
+        <w:t xml:space="preserve">arb</w:t>
       </w:r>
       <w:r>
         <w:t xml:space="preserve"> </w:t>
       </w:r>
       <w:r>
-        <w:t xml:space="preserve">钻牛角尖率</w:t>
+        <w:t xml:space="preserve">两版 argmax 同档、间距</w:t>
       </w:r>
       <w:r>
         <w:t xml:space="preserve"> </w:t>
@@ -440,139 +532,32 @@
           <w:bCs/>
           <w:b/>
         </w:rPr>
-        <w:t xml:space="preserve">2/6</w:t>
+        <w:t xml:space="preserve">0.400／0.583</w:t>
+      </w:r>
+      <w:r>
+        <w:t xml:space="preserve">，</w:t>
+      </w:r>
+      <w:r>
+        <w:rPr>
+          <w:bCs/>
+          <w:b/>
+        </w:rPr>
+        <w:t xml:space="preserve">只能算机制存在性</w:t>
+      </w:r>
+      <w:r>
+        <w:t xml:space="preserve">；</w:t>
+      </w:r>
+      <w:r>
+        <w:rPr>
+          <w:rStyle w:val="VerbatimChar"/>
+        </w:rPr>
+        <w:t xml:space="preserve">mm</w:t>
       </w:r>
       <w:r>
         <w:t xml:space="preserve"> </w:t>
       </w:r>
       <w:r>
-        <w:t xml:space="preserve">vs lookup</w:t>
-      </w:r>
-      <w:r>
-        <w:t xml:space="preserve"> </w:t>
-      </w:r>
-      <w:r>
-        <w:rPr>
-          <w:bCs/>
-          <w:b/>
-        </w:rPr>
-        <w:t xml:space="preserve">4/6</w:t>
-      </w:r>
-      <w:r>
-        <w:t xml:space="preserve"> </w:t>
-      </w:r>
-      <w:r>
-        <w:t xml:space="preserve">vs uniform</w:t>
-      </w:r>
-      <w:r>
-        <w:t xml:space="preserve"> </w:t>
-      </w:r>
-      <w:r>
-        <w:rPr>
-          <w:bCs/>
-          <w:b/>
-        </w:rPr>
-        <w:t xml:space="preserve">5/6</w:t>
-      </w:r>
-      <w:r>
-        <w:t xml:space="preserve">，负对照臂全</w:t>
-      </w:r>
-      <w:r>
-        <w:t xml:space="preserve"> </w:t>
-      </w:r>
-      <w:r>
-        <w:rPr>
-          <w:bCs/>
-          <w:b/>
-        </w:rPr>
-        <w:t xml:space="preserve">5/6</w:t>
-      </w:r>
-      <w:r>
-        <w:t xml:space="preserve">，差异来自策略而非整体漂移；</w:t>
-      </w:r>
-      <w:r>
-        <w:t xml:space="preserve"> </w:t>
-      </w:r>
-      <w:r>
-        <w:rPr>
-          <w:rStyle w:val="VerbatimChar"/>
-          <w:bCs/>
-          <w:b/>
-        </w:rPr>
-        <w:t xml:space="preserve">in-sample</w:t>
-      </w:r>
-      <w:r>
-        <w:rPr>
-          <w:bCs/>
-          <w:b/>
-        </w:rPr>
-        <w:t xml:space="preserve">、每臂 n=6</w:t>
-      </w:r>
-      <w:r>
-        <w:t xml:space="preserve">）｜</w:t>
-      </w:r>
-      <w:r>
-        <w:t xml:space="preserve"> </w:t>
-      </w:r>
-      <w:r>
-        <w:rPr>
-          <w:bCs/>
-          <w:b/>
-        </w:rPr>
-        <w:t xml:space="preserve">偏好只覆盖部分维度</w:t>
-      </w:r>
-      <w:r>
-        <w:t xml:space="preserve">（</w:t>
-      </w:r>
-      <w:r>
-        <w:rPr>
-          <w:rStyle w:val="VerbatimChar"/>
-        </w:rPr>
-        <w:t xml:space="preserve">arb</w:t>
-      </w:r>
-      <w:r>
-        <w:t xml:space="preserve"> </w:t>
-      </w:r>
-      <w:r>
-        <w:t xml:space="preserve">两版 argmax 同档、间距</w:t>
-      </w:r>
-      <w:r>
-        <w:t xml:space="preserve"> </w:t>
-      </w:r>
-      <w:r>
-        <w:rPr>
-          <w:bCs/>
-          <w:b/>
-        </w:rPr>
-        <w:t xml:space="preserve">0.400／0.583</w:t>
-      </w:r>
-      <w:r>
-        <w:t xml:space="preserve">，</w:t>
-      </w:r>
-      <w:r>
-        <w:rPr>
-          <w:bCs/>
-          <w:b/>
-        </w:rPr>
-        <w:t xml:space="preserve">只能算机制存在性</w:t>
-      </w:r>
-      <w:r>
-        <w:t xml:space="preserve">；</w:t>
-      </w:r>
-      <w:r>
-        <w:rPr>
-          <w:rStyle w:val="VerbatimChar"/>
-        </w:rPr>
-        <w:t xml:space="preserve">mm</w:t>
-      </w:r>
-      <w:r>
-        <w:t xml:space="preserve"> </w:t>
-      </w:r>
-      <w:r>
         <w:t xml:space="preserve">仅 15 题版；</w:t>
-      </w:r>
-      <w:r>
-        <w:t xml:space="preserve"> </w:t>
       </w:r>
       <w:r>
         <w:rPr>
@@ -974,12 +959,6 @@
               <w:jc w:val="left"/>
             </w:pPr>
             <w:r>
-              <w:t xml:space="preserve">✅</w:t>
-            </w:r>
-            <w:r>
-              <w:t xml:space="preserve"> </w:t>
-            </w:r>
-            <w:r>
               <w:rPr>
                 <w:bCs/>
                 <w:b/>
@@ -1111,10 +1090,7 @@
               <w:t xml:space="preserve">1.36</w:t>
             </w:r>
             <w:r>
-              <w:t xml:space="preserve">）；⚠️</w:t>
-            </w:r>
-            <w:r>
-              <w:t xml:space="preserve"> </w:t>
+              <w:t xml:space="preserve">）；</w:t>
             </w:r>
             <w:r>
               <w:rPr>
@@ -1135,12 +1111,6 @@
               <w:pStyle w:val="Compact"/>
               <w:jc w:val="left"/>
             </w:pPr>
-            <w:r>
-              <w:t xml:space="preserve">✅</w:t>
-            </w:r>
-            <w:r>
-              <w:t xml:space="preserve"> </w:t>
-            </w:r>
             <w:r>
               <w:rPr>
                 <w:bCs/>
@@ -1240,10 +1210,7 @@
               <w:t xml:space="preserve">零区分 / 未检出</w:t>
             </w:r>
             <w:r>
-              <w:t xml:space="preserve">；⚠️</w:t>
-            </w:r>
-            <w:r>
-              <w:t xml:space="preserve"> </w:t>
+              <w:t xml:space="preserve">；</w:t>
             </w:r>
             <w:r>
               <w:rPr>
@@ -1274,12 +1241,6 @@
               <w:pStyle w:val="Compact"/>
               <w:jc w:val="left"/>
             </w:pPr>
-            <w:r>
-              <w:t xml:space="preserve">✅</w:t>
-            </w:r>
-            <w:r>
-              <w:t xml:space="preserve"> </w:t>
-            </w:r>
             <w:r>
               <w:rPr>
                 <w:bCs/>
@@ -1461,12 +1422,6 @@
               <w:jc w:val="left"/>
             </w:pPr>
             <w:r>
-              <w:t xml:space="preserve">✅</w:t>
-            </w:r>
-            <w:r>
-              <w:t xml:space="preserve"> </w:t>
-            </w:r>
-            <w:r>
               <w:rPr>
                 <w:bCs/>
                 <w:b/>
@@ -1570,19 +1525,42 @@
               <w:t xml:space="preserve">一个开关）；</w:t>
             </w:r>
             <w:r>
+              <w:rPr>
+                <w:bCs/>
+                <w:b/>
+              </w:rPr>
+              <w:t xml:space="preserve">架构级轴（逐轴：P2 增量 ＝ 不可分辨、承重维度轴 ＝ 不可分辨、宽度轴 ＝ 未检出）</w:t>
+            </w:r>
+            <w:r>
+              <w:t xml:space="preserve">；</w:t>
+            </w:r>
+            <w:r>
+              <w:rPr>
+                <w:bCs/>
+                <w:b/>
+              </w:rPr>
+              <w:t xml:space="preserve">局部避坑行为轴</w:t>
+            </w:r>
+            <w:r>
+              <w:rPr>
+                <w:bCs/>
+                <w:b/>
+              </w:rPr>
               <w:t xml:space="preserve"> </w:t>
             </w:r>
             <w:r>
               <w:rPr>
-                <w:bCs/>
-                <w:b/>
-              </w:rPr>
-              <w:t xml:space="preserve">架构级轴（逐轴：P2 增量 ＝ 不可分辨、承重维度轴 ＝ 不可分辨、宽度轴 ＝ 未检出）</w:t>
-            </w:r>
-            <w:r>
-              <w:t xml:space="preserve">；</w:t>
-            </w:r>
-            <w:r>
+                <w:rStyle w:val="VerbatimChar"/>
+                <w:bCs/>
+                <w:b/>
+              </w:rPr>
+              <w:t xml:space="preserve">in-sample</w:t>
+            </w:r>
+            <w:r>
+              <w:rPr>
+                <w:bCs/>
+                <w:b/>
+              </w:rPr>
               <w:t xml:space="preserve"> </w:t>
             </w:r>
             <w:r>
@@ -1590,22 +1568,87 @@
                 <w:bCs/>
                 <w:b/>
               </w:rPr>
-              <w:t xml:space="preserve">局部避坑行为轴</w:t>
-            </w:r>
-            <w:r>
-              <w:rPr>
-                <w:bCs/>
-                <w:b/>
-              </w:rPr>
+              <w:t xml:space="preserve">成立</w:t>
+            </w:r>
+            <w:r>
+              <w:t xml:space="preserve">（</w:t>
+            </w:r>
+            <w:r>
+              <w:rPr>
+                <w:bCs/>
+                <w:b/>
+              </w:rPr>
+              <w:t xml:space="preserve">2/6</w:t>
+            </w:r>
+            <w:r>
               <w:t xml:space="preserve"> </w:t>
             </w:r>
             <w:r>
+              <w:t xml:space="preserve">vs</w:t>
+            </w:r>
+            <w:r>
+              <w:t xml:space="preserve"> </w:t>
+            </w:r>
+            <w:r>
+              <w:rPr>
+                <w:bCs/>
+                <w:b/>
+              </w:rPr>
+              <w:t xml:space="preserve">4/6</w:t>
+            </w:r>
+            <w:r>
+              <w:t xml:space="preserve"> </w:t>
+            </w:r>
+            <w:r>
+              <w:t xml:space="preserve">vs</w:t>
+            </w:r>
+            <w:r>
+              <w:t xml:space="preserve"> </w:t>
+            </w:r>
+            <w:r>
+              <w:rPr>
+                <w:bCs/>
+                <w:b/>
+              </w:rPr>
+              <w:t xml:space="preserve">5/6</w:t>
+            </w:r>
+            <w:r>
+              <w:t xml:space="preserve">，负对照臂全</w:t>
+            </w:r>
+            <w:r>
+              <w:t xml:space="preserve"> </w:t>
+            </w:r>
+            <w:r>
+              <w:rPr>
+                <w:bCs/>
+                <w:b/>
+              </w:rPr>
+              <w:t xml:space="preserve">5/6</w:t>
+            </w:r>
+            <w:r>
+              <w:t xml:space="preserve">，</w:t>
+            </w:r>
+            <w:r>
+              <w:rPr>
+                <w:bCs/>
+                <w:b/>
+              </w:rPr>
+              <w:t xml:space="preserve">效应不含</w:t>
+            </w:r>
+            <w:r>
+              <w:rPr>
+                <w:bCs/>
+                <w:b/>
+              </w:rPr>
+              <w:t xml:space="preserve"> </w:t>
+            </w:r>
+            <w:r>
               <w:rPr>
                 <w:rStyle w:val="VerbatimChar"/>
                 <w:bCs/>
                 <w:b/>
               </w:rPr>
-              <w:t xml:space="preserve">in-sample</w:t>
+              <w:t xml:space="preserve">arb</w:t>
             </w:r>
             <w:r>
               <w:rPr>
@@ -1619,152 +1662,49 @@
                 <w:bCs/>
                 <w:b/>
               </w:rPr>
-              <w:t xml:space="preserve">成立</w:t>
-            </w:r>
-            <w:r>
-              <w:t xml:space="preserve">（</w:t>
-            </w:r>
-            <w:r>
-              <w:rPr>
-                <w:bCs/>
-                <w:b/>
-              </w:rPr>
-              <w:t xml:space="preserve">2/6</w:t>
-            </w:r>
-            <w:r>
+              <w:t xml:space="preserve">的贡献</w:t>
+            </w:r>
+            <w:r>
+              <w:t xml:space="preserve">）；</w:t>
+            </w:r>
+            <w:r>
+              <w:rPr>
+                <w:rStyle w:val="VerbatimChar"/>
+                <w:bCs/>
+                <w:b/>
+              </w:rPr>
+              <w:t xml:space="preserve">nf</w:t>
+            </w:r>
+            <w:r>
+              <w:rPr>
+                <w:bCs/>
+                <w:b/>
+              </w:rPr>
               <w:t xml:space="preserve"> </w:t>
             </w:r>
             <w:r>
-              <w:t xml:space="preserve">vs</w:t>
+              <w:rPr>
+                <w:bCs/>
+                <w:b/>
+              </w:rPr>
+              <w:t xml:space="preserve">无证据</w:t>
+            </w:r>
+            <w:r>
+              <w:t xml:space="preserve">、</w:t>
+            </w:r>
+            <w:r>
+              <w:rPr>
+                <w:rStyle w:val="VerbatimChar"/>
+              </w:rPr>
+              <w:t xml:space="preserve">arb</w:t>
             </w:r>
             <w:r>
               <w:t xml:space="preserve"> </w:t>
             </w:r>
             <w:r>
-              <w:rPr>
-                <w:bCs/>
-                <w:b/>
-              </w:rPr>
-              <w:t xml:space="preserve">4/6</w:t>
-            </w:r>
-            <w:r>
-              <w:t xml:space="preserve"> </w:t>
-            </w:r>
-            <w:r>
-              <w:t xml:space="preserve">vs</w:t>
-            </w:r>
-            <w:r>
-              <w:t xml:space="preserve"> </w:t>
-            </w:r>
-            <w:r>
-              <w:rPr>
-                <w:bCs/>
-                <w:b/>
-              </w:rPr>
-              <w:t xml:space="preserve">5/6</w:t>
-            </w:r>
-            <w:r>
-              <w:t xml:space="preserve">，负对照臂全</w:t>
-            </w:r>
-            <w:r>
-              <w:t xml:space="preserve"> </w:t>
-            </w:r>
-            <w:r>
-              <w:rPr>
-                <w:bCs/>
-                <w:b/>
-              </w:rPr>
-              <w:t xml:space="preserve">5/6</w:t>
-            </w:r>
-            <w:r>
-              <w:t xml:space="preserve">，</w:t>
-            </w:r>
-            <w:r>
-              <w:t xml:space="preserve"> </w:t>
-            </w:r>
-            <w:r>
-              <w:rPr>
-                <w:bCs/>
-                <w:b/>
-              </w:rPr>
-              <w:t xml:space="preserve">效应不含</w:t>
-            </w:r>
-            <w:r>
-              <w:rPr>
-                <w:bCs/>
-                <w:b/>
-              </w:rPr>
-              <w:t xml:space="preserve"> </w:t>
-            </w:r>
-            <w:r>
-              <w:rPr>
-                <w:rStyle w:val="VerbatimChar"/>
-                <w:bCs/>
-                <w:b/>
-              </w:rPr>
-              <w:t xml:space="preserve">arb</w:t>
-            </w:r>
-            <w:r>
-              <w:rPr>
-                <w:bCs/>
-                <w:b/>
-              </w:rPr>
-              <w:t xml:space="preserve"> </w:t>
-            </w:r>
-            <w:r>
-              <w:rPr>
-                <w:bCs/>
-                <w:b/>
-              </w:rPr>
-              <w:t xml:space="preserve">的贡献</w:t>
-            </w:r>
-            <w:r>
-              <w:t xml:space="preserve">）；</w:t>
-            </w:r>
-            <w:r>
-              <w:t xml:space="preserve"> </w:t>
-            </w:r>
-            <w:r>
-              <w:rPr>
-                <w:rStyle w:val="VerbatimChar"/>
-                <w:bCs/>
-                <w:b/>
-              </w:rPr>
-              <w:t xml:space="preserve">nf</w:t>
-            </w:r>
-            <w:r>
-              <w:rPr>
-                <w:bCs/>
-                <w:b/>
-              </w:rPr>
-              <w:t xml:space="preserve"> </w:t>
-            </w:r>
-            <w:r>
-              <w:rPr>
-                <w:bCs/>
-                <w:b/>
-              </w:rPr>
-              <w:t xml:space="preserve">无证据</w:t>
-            </w:r>
-            <w:r>
-              <w:t xml:space="preserve">、</w:t>
-            </w:r>
-            <w:r>
-              <w:rPr>
-                <w:rStyle w:val="VerbatimChar"/>
-              </w:rPr>
-              <w:t xml:space="preserve">arb</w:t>
-            </w:r>
-            <w:r>
-              <w:t xml:space="preserve"> </w:t>
-            </w:r>
-            <w:r>
               <w:t xml:space="preserve">只算机制存在性；</w:t>
             </w:r>
             <w:r>
-              <w:t xml:space="preserve"> </w:t>
-            </w:r>
-            <w:r>
               <w:rPr>
                 <w:bCs/>
                 <w:b/>
@@ -1780,12 +1720,6 @@
               <w:pStyle w:val="Compact"/>
               <w:jc w:val="left"/>
             </w:pPr>
-            <w:r>
-              <w:t xml:space="preserve">✅</w:t>
-            </w:r>
-            <w:r>
-              <w:t xml:space="preserve"> </w:t>
-            </w:r>
             <w:r>
               <w:rPr>
                 <w:bCs/>
@@ -1939,12 +1873,6 @@
       <w:pPr>
         <w:pStyle w:val="BodyText"/>
       </w:pPr>
-      <w:r>
-        <w:t xml:space="preserve">⚠️</w:t>
-      </w:r>
-      <w:r>
-        <w:t xml:space="preserve"> </w:t>
-      </w:r>
       <w:r>
         <w:rPr>
           <w:bCs/>
@@ -2314,7 +2242,7 @@
               <w:jc w:val="left"/>
             </w:pPr>
             <w:r>
-              <w:t xml:space="preserve">✅ 成稿</w:t>
+              <w:t xml:space="preserve">成稿</w:t>
             </w:r>
           </w:p>
         </w:tc>
@@ -2378,7 +2306,7 @@
               <w:jc w:val="left"/>
             </w:pPr>
             <w:r>
-              <w:t xml:space="preserve">✅ 可投（</w:t>
+              <w:t xml:space="preserve">可投（</w:t>
             </w:r>
             <w:r>
               <w:rPr>
@@ -2452,7 +2380,7 @@
               <w:jc w:val="left"/>
             </w:pPr>
             <w:r>
-              <w:t xml:space="preserve">✅ 今天成稿</w:t>
+              <w:t xml:space="preserve">今天成稿</w:t>
             </w:r>
           </w:p>
         </w:tc>
@@ -2506,7 +2434,7 @@
               <w:jc w:val="left"/>
             </w:pPr>
             <w:r>
-              <w:t xml:space="preserve">✅ 交差稿（</w:t>
+              <w:t xml:space="preserve">交差稿（</w:t>
             </w:r>
             <w:r>
               <w:rPr>
@@ -2753,9 +2681,6 @@
               <w:t xml:space="preserve">。</w:t>
             </w:r>
             <w:r>
-              <w:t xml:space="preserve"> </w:t>
-            </w:r>
-            <w:r>
               <w:rPr>
                 <w:bCs/>
                 <w:b/>
@@ -2844,9 +2769,6 @@
             </w:r>
             <w:r>
               <w:t xml:space="preserve">；</w:t>
-            </w:r>
-            <w:r>
-              <w:t xml:space="preserve"> </w:t>
             </w:r>
             <w:r>
               <w:rPr>
@@ -3066,10 +2988,7 @@
               <w:t xml:space="preserve">1.36</w:t>
             </w:r>
             <w:r>
-              <w:t xml:space="preserve">）；⚠️</w:t>
-            </w:r>
-            <w:r>
-              <w:t xml:space="preserve"> </w:t>
+              <w:t xml:space="preserve">）；</w:t>
             </w:r>
             <w:r>
               <w:rPr>
@@ -3122,9 +3041,6 @@
               <w:t xml:space="preserve">核验器 v4（判别力自检 27/27 + 矛盾召回 100%；</w:t>
             </w:r>
             <w:r>
-              <w:t xml:space="preserve"> </w:t>
-            </w:r>
-            <w:r>
               <w:rPr>
                 <w:bCs/>
                 <w:b/>
@@ -3192,12 +3108,6 @@
               <w:jc w:val="left"/>
             </w:pPr>
             <w:r>
-              <w:t xml:space="preserve">⚠️</w:t>
-            </w:r>
-            <w:r>
-              <w:t xml:space="preserve"> </w:t>
-            </w:r>
-            <w:r>
               <w:rPr>
                 <w:bCs/>
                 <w:b/>
@@ -3252,12 +3162,6 @@
               <w:jc w:val="left"/>
             </w:pPr>
             <w:r>
-              <w:t xml:space="preserve">⚠️</w:t>
-            </w:r>
-            <w:r>
-              <w:t xml:space="preserve"> </w:t>
-            </w:r>
-            <w:r>
               <w:rPr>
                 <w:bCs/>
                 <w:b/>
@@ -3301,9 +3205,6 @@
               <w:t xml:space="preserve">：</w:t>
             </w:r>
             <w:r>
-              <w:t xml:space="preserve"> </w:t>
-            </w:r>
-            <w:r>
               <w:rPr>
                 <w:bCs/>
                 <w:b/>
@@ -3334,9 +3235,6 @@
               <w:t xml:space="preserve">；</w:t>
             </w:r>
             <w:r>
-              <w:t xml:space="preserve"> </w:t>
-            </w:r>
-            <w:r>
               <w:rPr>
                 <w:bCs/>
                 <w:b/>
@@ -3355,9 +3253,6 @@
             </w:r>
             <w:r>
               <w:t xml:space="preserve">；</w:t>
-            </w:r>
-            <w:r>
-              <w:t xml:space="preserve"> </w:t>
             </w:r>
             <w:r>
               <w:rPr>
@@ -3474,10 +3369,7 @@
               <w:t xml:space="preserve">零区分 / 未检出</w:t>
             </w:r>
             <w:r>
-              <w:t xml:space="preserve">；⚠️</w:t>
-            </w:r>
-            <w:r>
-              <w:t xml:space="preserve"> </w:t>
+              <w:t xml:space="preserve">；</w:t>
             </w:r>
             <w:r>
               <w:rPr>
@@ -3637,9 +3529,6 @@
             </w:r>
             <w:r>
               <w:t xml:space="preserve">；</w:t>
-            </w:r>
-            <w:r>
-              <w:t xml:space="preserve"> </w:t>
             </w:r>
             <w:r>
               <w:rPr>
@@ -4012,10 +3901,7 @@
               <w:t xml:space="preserve">尺度无关</w:t>
             </w:r>
             <w:r>
-              <w:t xml:space="preserve">——绝对宽度差基本落在地板内）⚠️</w:t>
-            </w:r>
-            <w:r>
-              <w:t xml:space="preserve"> </w:t>
+              <w:t xml:space="preserve">——绝对宽度差基本落在地板内）</w:t>
             </w:r>
             <w:r>
               <w:rPr>
@@ -4111,7 +3997,7 @@
               <w:t xml:space="preserve">跨温度轴</w:t>
             </w:r>
             <w:r>
-              <w:t xml:space="preserve">；⚠️ 原始记录属</w:t>
+              <w:t xml:space="preserve">；原始记录属</w:t>
             </w:r>
             <w:r>
               <w:rPr>
@@ -4144,10 +4030,7 @@
               <w:t xml:space="preserve">未检出差异（≠ 无效）</w:t>
             </w:r>
             <w:r>
-              <w:t xml:space="preserve">；检出力地板 θ₀ = 1.33 个题内 rep σ）｜采样层部分（条数能拓开 α 点估计 ≈ 0.9，⚠️</w:t>
-            </w:r>
-            <w:r>
-              <w:t xml:space="preserve"> </w:t>
+              <w:t xml:space="preserve">；检出力地板 θ₀ = 1.33 个题内 rep σ）｜采样层部分（条数能拓开 α 点估计 ≈ 0.9，</w:t>
             </w:r>
             <w:r>
               <w:rPr>
@@ -4399,9 +4282,6 @@
               <w:t xml:space="preserve">；</w:t>
             </w:r>
             <w:r>
-              <w:t xml:space="preserve"> </w:t>
-            </w:r>
-            <w:r>
               <w:rPr>
                 <w:bCs/>
                 <w:b/>
@@ -4551,9 +4431,6 @@
               <w:t xml:space="preserve">，</w:t>
             </w:r>
             <w:r>
-              <w:t xml:space="preserve"> </w:t>
-            </w:r>
-            <w:r>
               <w:rPr>
                 <w:bCs/>
                 <w:b/>
@@ -4665,9 +4542,6 @@
             </w:r>
             <w:r>
               <w:t xml:space="preserve">；</w:t>
-            </w:r>
-            <w:r>
-              <w:t xml:space="preserve"> </w:t>
             </w:r>
             <w:r>
               <w:rPr>
@@ -5135,7 +5009,7 @@
         <w:pStyle w:val="Heading2"/>
       </w:pPr>
       <w:r>
-        <w:t xml:space="preserve">3 · ⚠️ 今天必须一起讲的</w:t>
+        <w:t xml:space="preserve">3 · 今天必须一起讲的</w:t>
       </w:r>
       <w:r>
         <w:rPr>
@@ -5312,7 +5186,7 @@
               <w:jc w:val="center"/>
             </w:pPr>
             <w:r>
-              <w:t xml:space="preserve">✅ 不受影响</w:t>
+              <w:t xml:space="preserve">不受影响</w:t>
             </w:r>
           </w:p>
         </w:tc>
@@ -5338,7 +5212,7 @@
               <w:jc w:val="center"/>
             </w:pPr>
             <w:r>
-              <w:t xml:space="preserve">⚠️ 需按 4 支重算</w:t>
+              <w:t xml:space="preserve">需按 4 支重算</w:t>
             </w:r>
           </w:p>
         </w:tc>
@@ -5364,7 +5238,7 @@
               <w:jc w:val="center"/>
             </w:pPr>
             <w:r>
-              <w:t xml:space="preserve">⚠️ 需重算</w:t>
+              <w:t xml:space="preserve">需重算</w:t>
             </w:r>
           </w:p>
         </w:tc>
@@ -5390,7 +5264,7 @@
               <w:jc w:val="center"/>
             </w:pPr>
             <w:r>
-              <w:t xml:space="preserve">⚠️ 需重算（</w:t>
+              <w:t xml:space="preserve">需重算（</w:t>
             </w:r>
             <w:r>
               <w:rPr>
@@ -5426,7 +5300,7 @@
               <w:jc w:val="center"/>
             </w:pPr>
             <w:r>
-              <w:t xml:space="preserve">⚠️ 同源，方向性支持，暂不定量引用</w:t>
+              <w:t xml:space="preserve">同源，方向性支持，暂不定量引用</w:t>
             </w:r>
           </w:p>
         </w:tc>
@@ -6334,7 +6208,7 @@
               <w:jc w:val="left"/>
             </w:pPr>
             <w:r>
-              <w:t xml:space="preserve">✅ 今天写出</w:t>
+              <w:t xml:space="preserve">今天写出</w:t>
             </w:r>
           </w:p>
         </w:tc>
@@ -6394,23 +6268,17 @@
               <w:jc w:val="left"/>
             </w:pPr>
             <w:r>
-              <w:t xml:space="preserve">✅ 成稿 + 校准</w:t>
-            </w:r>
-          </w:p>
-        </w:tc>
-        <w:tc>
-          <w:tcPr/>
-          <w:p>
-            <w:pPr>
-              <w:pStyle w:val="Compact"/>
-              <w:jc w:val="left"/>
-            </w:pPr>
-            <w:r>
-              <w:t xml:space="preserve">⚠️</w:t>
-            </w:r>
-            <w:r>
-              <w:t xml:space="preserve"> </w:t>
-            </w:r>
+              <w:t xml:space="preserve">成稿 + 校准</w:t>
+            </w:r>
+          </w:p>
+        </w:tc>
+        <w:tc>
+          <w:tcPr/>
+          <w:p>
+            <w:pPr>
+              <w:pStyle w:val="Compact"/>
+              <w:jc w:val="left"/>
+            </w:pPr>
             <w:r>
               <w:rPr>
                 <w:bCs/>
@@ -6460,7 +6328,7 @@
               <w:jc w:val="left"/>
             </w:pPr>
             <w:r>
-              <w:t xml:space="preserve">✅ 成稿 + 增量</w:t>
+              <w:t xml:space="preserve">成稿 + 增量</w:t>
             </w:r>
           </w:p>
         </w:tc>
@@ -6513,12 +6381,6 @@
               <w:jc w:val="left"/>
             </w:pPr>
             <w:r>
-              <w:t xml:space="preserve">✅</w:t>
-            </w:r>
-            <w:r>
-              <w:t xml:space="preserve"> </w:t>
-            </w:r>
-            <w:r>
               <w:rPr>
                 <w:bCs/>
                 <w:b/>
@@ -6633,7 +6495,7 @@
               <w:jc w:val="left"/>
             </w:pPr>
             <w:r>
-              <w:t xml:space="preserve">✅ 本文件</w:t>
+              <w:t xml:space="preserve">本文件</w:t>
             </w:r>
           </w:p>
         </w:tc>
@@ -6686,12 +6548,6 @@
               <w:jc w:val="left"/>
             </w:pPr>
             <w:r>
-              <w:t xml:space="preserve">✅</w:t>
-            </w:r>
-            <w:r>
-              <w:t xml:space="preserve"> </w:t>
-            </w:r>
-            <w:r>
               <w:rPr>
                 <w:bCs/>
                 <w:b/>
@@ -6749,12 +6605,6 @@
               <w:jc w:val="left"/>
             </w:pPr>
             <w:r>
-              <w:t xml:space="preserve">✅</w:t>
-            </w:r>
-            <w:r>
-              <w:t xml:space="preserve"> </w:t>
-            </w:r>
-            <w:r>
               <w:rPr>
                 <w:bCs/>
                 <w:b/>
@@ -6778,7 +6628,7 @@
               <w:t xml:space="preserve">24 条真实待办的判据定版分级</w:t>
             </w:r>
             <w:r>
-              <w:t xml:space="preserve">：10 ✅ / 5 ◐ / 9 ✖，被问"哪些没做"时直接给这张表</w:t>
+              <w:t xml:space="preserve">：10 / 5 ◐ / 9，被问"哪些没做"时直接给这张表</w:t>
             </w:r>
           </w:p>
         </w:tc>
@@ -6819,51 +6669,45 @@
               <w:jc w:val="left"/>
             </w:pPr>
             <w:r>
-              <w:t xml:space="preserve">✅</w:t>
+              <w:rPr>
+                <w:bCs/>
+                <w:b/>
+              </w:rPr>
+              <w:t xml:space="preserve">新增</w:t>
+            </w:r>
+          </w:p>
+        </w:tc>
+        <w:tc>
+          <w:tcPr/>
+          <w:p>
+            <w:pPr>
+              <w:pStyle w:val="Compact"/>
+              <w:jc w:val="left"/>
+            </w:pPr>
+            <w:r>
+              <w:rPr>
+                <w:bCs/>
+                <w:b/>
+              </w:rPr>
+              <w:t xml:space="preserve">84 个头条数字 → 源文件:行号</w:t>
+            </w:r>
+            <w:r>
+              <w:t xml:space="preserve">（实测 84/84 定位命中；核验口径 =</w:t>
             </w:r>
             <w:r>
               <w:t xml:space="preserve"> </w:t>
             </w:r>
             <w:r>
               <w:rPr>
-                <w:bCs/>
-                <w:b/>
-              </w:rPr>
-              <w:t xml:space="preserve">新增</w:t>
-            </w:r>
-          </w:p>
-        </w:tc>
-        <w:tc>
-          <w:tcPr/>
-          <w:p>
-            <w:pPr>
-              <w:pStyle w:val="Compact"/>
-              <w:jc w:val="left"/>
-            </w:pPr>
-            <w:r>
-              <w:rPr>
-                <w:bCs/>
-                <w:b/>
-              </w:rPr>
-              <w:t xml:space="preserve">84 个头条数字 → 源文件:行号</w:t>
-            </w:r>
-            <w:r>
-              <w:t xml:space="preserve">（实测 84/84 定位命中；核验口径 =</w:t>
+                <w:rStyle w:val="VerbatimChar"/>
+              </w:rPr>
+              <w:t xml:space="preserve">08_回源对照表.md</w:t>
             </w:r>
             <w:r>
               <w:t xml:space="preserve"> </w:t>
             </w:r>
             <w:r>
-              <w:rPr>
-                <w:rStyle w:val="VerbatimChar"/>
-              </w:rPr>
-              <w:t xml:space="preserve">08_回源对照表.md</w:t>
-            </w:r>
-            <w:r>
-              <w:t xml:space="preserve"> </w:t>
-            </w:r>
-            <w:r>
-              <w:t xml:space="preserve">主表数据行逐行含 ✅），外部可照着核；⚠️ 证明的是「数字有出处」，</w:t>
+              <w:t xml:space="preserve">主表数据行逐行含），外部可照着核；证明的是「数字有出处」，</w:t>
             </w:r>
             <w:r>
               <w:rPr>
